--- a/docs/JAMIA/Detecting-Clinical-Data-Errors-Before-the-Code-Runs-20260527-v2.docx
+++ b/docs/JAMIA/Detecting-Clinical-Data-Errors-Before-the-Code-Runs-20260527-v2.docx
@@ -970,7 +970,13 @@
         <w:t>routine,</w:t>
       </w:r>
       <w:r>
-        <w:t xml:space="preserve"> they are also error-prone. Some errors may be small and benign such as a typo when spelling the name of a CSV file. Others can have consequences large enough to change study conclusions. One review of 884 retracted articles in clinical and translational research found that 28% described problems preparing or analyzing data.[Baldridge 2024] Minimizing these types of errors has been identified as a priority for clinical research.</w:t>
+        <w:t xml:space="preserve"> they are also error-prone. Some errors may be small and benign such as a typo when spelling the name of a CSV file. Others can have consequences large enough to change study conclusions. One review of 884 retracted articles in clinical and translational research found that 28% described problems preparing or analyzing data.[</w:t>
+      </w:r>
+      <w:r>
+        <w:t>1</w:t>
+      </w:r>
+      <w:r>
+        <w:t>] Minimizing these types of errors has been identified as a priority for clinical research.</w:t>
       </w:r>
     </w:p>
     <w:p>
@@ -1117,13 +1123,46 @@
         <w:t xml:space="preserve">This kind of pre-execution type check is known as compile-time checking, and </w:t>
       </w:r>
       <w:r>
-        <w:t>its theoretical foundation is well established.[18][19]</w:t>
-      </w:r>
-      <w:r>
-        <w:t xml:space="preserve"> [20][21]</w:t>
+        <w:t>its theoretical foundation is well established.[</w:t>
+      </w:r>
+      <w:r>
+        <w:t>2</w:t>
+      </w:r>
+      <w:r>
+        <w:t>][</w:t>
+      </w:r>
+      <w:r>
+        <w:t>3</w:t>
+      </w:r>
+      <w:r>
+        <w:t>]</w:t>
       </w:r>
       <w:r>
         <w:t>.</w:t>
+      </w:r>
+      <w:r>
+        <w:t xml:space="preserve"> Empirical studies of static type systems in JavaScript</w:t>
+      </w:r>
+      <w:r>
+        <w:t xml:space="preserve"> and Python have shown that 1</w:t>
+      </w:r>
+      <w:r>
+        <w:t>1</w:t>
+      </w:r>
+      <w:r>
+        <w:t>–</w:t>
+      </w:r>
+      <w:r>
+        <w:t>1</w:t>
+      </w:r>
+      <w:r>
+        <w:t>8% of real-world bugs would have been caught at compile time.[</w:t>
+      </w:r>
+      <w:r>
+        <w:t>4][</w:t>
+      </w:r>
+      <w:r>
+        <w:t>5]</w:t>
       </w:r>
     </w:p>
     <w:p>
@@ -1169,7 +1208,19 @@
         <w:t>already used</w:t>
       </w:r>
       <w:r>
-        <w:t xml:space="preserve"> in clinical informatics for health data standards, web dashboards, and data services.[26][27][28]</w:t>
+        <w:t xml:space="preserve"> in clinical informatics for health data standards, web dashboards, and data services.[</w:t>
+      </w:r>
+      <w:r>
+        <w:t>6</w:t>
+      </w:r>
+      <w:r>
+        <w:t>][</w:t>
+      </w:r>
+      <w:r>
+        <w:t>7</w:t>
+      </w:r>
+      <w:r>
+        <w:t>]</w:t>
       </w:r>
       <w:r>
         <w:t xml:space="preserve">. </w:t>
@@ -1193,7 +1244,10 @@
         <w:t xml:space="preserve"> would also support increasing regulatory expectations for formal evaluation of data quality in clinical software [</w:t>
       </w:r>
       <w:r>
-        <w:t>29][30]</w:t>
+        <w:t>8][</w:t>
+      </w:r>
+      <w:r>
+        <w:t>9]</w:t>
       </w:r>
       <w:r>
         <w:t>.</w:t>
@@ -1818,13 +1872,31 @@
         <w:t>of 65 common error scenarios for clinical data analysis.</w:t>
       </w:r>
       <w:r>
-        <w:t xml:space="preserve"> The test cases were derived from error patterns described in published clinical data quality literature[4][6][7][11][14] and from errors encountered during </w:t>
+        <w:t xml:space="preserve"> The test cases were derived from error patterns described in published clinical data quality literature[</w:t>
+      </w:r>
+      <w:r>
+        <w:t>1</w:t>
+      </w:r>
+      <w:r>
+        <w:t>0][1</w:t>
+      </w:r>
+      <w:r>
+        <w:t>1][1</w:t>
+      </w:r>
+      <w:r>
+        <w:t>2][13][1</w:t>
+      </w:r>
+      <w:r>
+        <w:t>4</w:t>
+      </w:r>
+      <w:r>
+        <w:t xml:space="preserve">] and from errors encountered during </w:t>
       </w:r>
       <w:r>
         <w:t xml:space="preserve">common data analysis tasks </w:t>
       </w:r>
       <w:r>
-        <w:t xml:space="preserve">at the University of Utah. </w:t>
+        <w:t>at the University of Utah.</w:t>
       </w:r>
     </w:p>
     <w:p>
@@ -2077,7 +2149,16 @@
         <w:t xml:space="preserve">Tidy-TS </w:t>
       </w:r>
       <w:r>
-        <w:t xml:space="preserve">against a published collection of Python and R data analytics bugs.[Ahmed 2023] The collection manually classified bugs from </w:t>
+        <w:t>against a published collection of Python and R data analytics bugs.[</w:t>
+      </w:r>
+      <w:r>
+        <w:t>1</w:t>
+      </w:r>
+      <w:r>
+        <w:t>5</w:t>
+      </w:r>
+      <w:r>
+        <w:t xml:space="preserve">] The collection manually classified bugs from </w:t>
       </w:r>
       <w:r>
         <w:t xml:space="preserve">online forums and code repositories, </w:t>
@@ -2089,7 +2170,7 @@
         <w:t xml:space="preserve"> </w:t>
       </w:r>
       <w:r>
-        <w:t xml:space="preserve">caused the failure. </w:t>
+        <w:t>caused the failure.</w:t>
       </w:r>
     </w:p>
     <w:p>
@@ -2827,13 +2908,40 @@
         <w:t>%.</w:t>
       </w:r>
       <w:r>
-        <w:t xml:space="preserve">[1] An earlier study of 395 retracted articles found that unintentional errors — mistakes in sampling, procedures, or data analysis — accounted for more than twice as many retractions as scientific misconduct.[2] A survey of 97 researchers whose papers were retracted due to </w:t>
+        <w:t>[</w:t>
+      </w:r>
+      <w:r>
+        <w:t>1</w:t>
+      </w:r>
+      <w:r>
+        <w:t>6</w:t>
+      </w:r>
+      <w:r>
+        <w:t>] An earlier study of 395 retracted articles found that unintentional errors — mistakes in sampling, procedures, or data analysis — accounted for more than twice as many retractions as scientific misconduct.[</w:t>
+      </w:r>
+      <w:r>
+        <w:t>1</w:t>
+      </w:r>
+      <w:r>
+        <w:t>7</w:t>
+      </w:r>
+      <w:r>
+        <w:t xml:space="preserve">] A survey of 97 researchers whose papers were retracted due to </w:t>
       </w:r>
       <w:r>
         <w:t xml:space="preserve">unintentional </w:t>
       </w:r>
       <w:r>
-        <w:t xml:space="preserve">errors found that inattention was the most frequently cited cause, and that errors could occur at any stage of the data management workflow.[3] Taken together, these findings suggest that a substantial share of retracted clinical research </w:t>
+        <w:t>errors found that inattention was the most frequently cited cause, and that errors could occur at any stage of the data management workflow.[</w:t>
+      </w:r>
+      <w:r>
+        <w:t>1</w:t>
+      </w:r>
+      <w:r>
+        <w:t>8</w:t>
+      </w:r>
+      <w:r>
+        <w:t xml:space="preserve">] Taken together, these findings suggest that a substantial share of retracted clinical research </w:t>
       </w:r>
       <w:r>
         <w:t>may stem</w:t>
@@ -2874,7 +2982,13 @@
         <w:t>and</w:t>
       </w:r>
       <w:r>
-        <w:t xml:space="preserve"> generate plausible but logically flawed code that languages like Python or R will execute without warning.[Wang 2026] </w:t>
+        <w:t xml:space="preserve"> generate plausible but logically flawed code that languages like Python or R will execute without warning.[</w:t>
+      </w:r>
+      <w:r>
+        <w:t>19</w:t>
+      </w:r>
+      <w:r>
+        <w:t xml:space="preserve">] </w:t>
       </w:r>
       <w:r>
         <w:t xml:space="preserve">We anticipate that data analysis tools that incorporate pre-execution type checks like </w:t>
@@ -2897,7 +3011,7 @@
         <w:t>Tidy-TS</w:t>
       </w:r>
       <w:r>
-        <w:t xml:space="preserve"> in this regard. </w:t>
+        <w:t xml:space="preserve"> in this regard.</w:t>
       </w:r>
     </w:p>
     <w:p>
@@ -2912,22 +3026,40 @@
         <w:t>occupies a different domain of error prevention than existing tools that primarily evaluate the completeness, conformance, or plausibility of existing clinical data repositories,</w:t>
       </w:r>
       <w:r>
-        <w:t xml:space="preserve"> such as the OHDSI Data Quality Dashboard.[Blacketer 2021] </w:t>
+        <w:t xml:space="preserve"> such as the OHDSI Data Quality Dashboard.[</w:t>
+      </w:r>
+      <w:r>
+        <w:t>2</w:t>
+      </w:r>
+      <w:r>
+        <w:t>0</w:t>
+      </w:r>
+      <w:r>
+        <w:t xml:space="preserve">] </w:t>
       </w:r>
       <w:r>
         <w:t xml:space="preserve">Data handling during analysis has been identified as a distinct source of </w:t>
       </w:r>
       <w:r>
-        <w:lastRenderedPageBreak/>
-        <w:t>error that these approaches do not address.[Sauer 2022][</w:t>
-      </w:r>
-      <w:proofErr w:type="spellStart"/>
-      <w:r>
-        <w:t>Kohane</w:t>
-      </w:r>
-      <w:proofErr w:type="spellEnd"/>
-      <w:r>
-        <w:t xml:space="preserve"> 2021]</w:t>
+        <w:t>error that these approaches do not address.[</w:t>
+      </w:r>
+      <w:r>
+        <w:t>2</w:t>
+      </w:r>
+      <w:r>
+        <w:t>1</w:t>
+      </w:r>
+      <w:r>
+        <w:t>][</w:t>
+      </w:r>
+      <w:r>
+        <w:t>2</w:t>
+      </w:r>
+      <w:r>
+        <w:t>2</w:t>
+      </w:r>
+      <w:r>
+        <w:t>]</w:t>
       </w:r>
       <w:r>
         <w:t xml:space="preserve">. </w:t>
@@ -3524,16 +3656,130 @@
         <w:t>1.</w:t>
       </w:r>
       <w:r>
-        <w:tab/>
-        <w:t xml:space="preserve">Why Are Data Missing in Clinical Data Warehouses? A Simulation Study of How Data Are Processed (And Can Be Lost). </w:t>
-      </w:r>
-      <w:proofErr w:type="spellStart"/>
-      <w:r>
-        <w:t>Priou</w:t>
-      </w:r>
-      <w:proofErr w:type="spellEnd"/>
-      <w:r>
-        <w:t xml:space="preserve"> S, Lame G, Jankovic M, et al. Studies in Health Technology and Informatics. 2023;302:202-206. doi:10.3233/SHTI230103.</w:t>
+        <w:t xml:space="preserve"> Baldridge AS, Bellinger GC, Fleming OM, Rasmussen LV, </w:t>
+      </w:r>
+      <w:r>
+        <w:t>Wh</w:t>
+      </w:r>
+      <w:r>
+        <w:t>itle</w:t>
+      </w:r>
+      <w:r>
+        <w:t xml:space="preserve">y </w:t>
+      </w:r>
+      <w:r>
+        <w:t>EW, Welty LJ. Th</w:t>
+      </w:r>
+      <w:r>
+        <w:t xml:space="preserve">e </w:t>
+      </w:r>
+      <w:r>
+        <w:t>epidemiology of errors in d</w:t>
+      </w:r>
+      <w:r>
+        <w:t xml:space="preserve">ata </w:t>
+      </w:r>
+      <w:r>
+        <w:t>capture, management, and analys</w:t>
+      </w:r>
+      <w:r>
+        <w:t>is</w:t>
+      </w:r>
+      <w:r>
+        <w:t xml:space="preserve">: A </w:t>
+      </w:r>
+      <w:r>
+        <w:t>s</w:t>
+      </w:r>
+      <w:r>
+        <w:t>cop</w:t>
+      </w:r>
+      <w:r>
+        <w:t xml:space="preserve">ing </w:t>
+      </w:r>
+      <w:r>
+        <w:t xml:space="preserve">review of retracted articles and retraction notices </w:t>
+      </w:r>
+      <w:r>
+        <w:t>in</w:t>
+      </w:r>
+      <w:r>
+        <w:t xml:space="preserve"> clinical and translational research. Journal of</w:t>
+      </w:r>
+      <w:r>
+        <w:t xml:space="preserve"> Clinical </w:t>
+      </w:r>
+      <w:r>
+        <w:t>a</w:t>
+      </w:r>
+      <w:r>
+        <w:t>nd Tr</w:t>
+      </w:r>
+      <w:r>
+        <w:t>a</w:t>
+      </w:r>
+      <w:r>
+        <w:t>n</w:t>
+      </w:r>
+      <w:r>
+        <w:t>s</w:t>
+      </w:r>
+      <w:r>
+        <w:t>lation</w:t>
+      </w:r>
+      <w:r>
+        <w:t>al</w:t>
+      </w:r>
+      <w:r>
+        <w:t xml:space="preserve"> S</w:t>
+      </w:r>
+      <w:r>
+        <w:t>ci</w:t>
+      </w:r>
+      <w:r>
+        <w:t>e</w:t>
+      </w:r>
+      <w:r>
+        <w:t>n</w:t>
+      </w:r>
+      <w:r>
+        <w:t>ce</w:t>
+      </w:r>
+      <w:r>
+        <w:t>. 202</w:t>
+      </w:r>
+      <w:r>
+        <w:t>4</w:t>
+      </w:r>
+      <w:r>
+        <w:t>;</w:t>
+      </w:r>
+      <w:r>
+        <w:t>8(1)</w:t>
+      </w:r>
+      <w:r>
+        <w:t>:</w:t>
+      </w:r>
+      <w:r>
+        <w:t>e174</w:t>
+      </w:r>
+      <w:r>
+        <w:t>. doi:10.</w:t>
+      </w:r>
+      <w:r>
+        <w:t>1017/cts.</w:t>
+      </w:r>
+      <w:r>
+        <w:t>2</w:t>
+      </w:r>
+      <w:r>
+        <w:t>024.5</w:t>
+      </w:r>
+      <w:r>
+        <w:t>33</w:t>
+      </w:r>
+      <w:r>
+        <w:t>.</w:t>
       </w:r>
     </w:p>
     <w:p>
@@ -3544,16 +3790,163 @@
         <w:t>2.</w:t>
       </w:r>
       <w:r>
-        <w:tab/>
-        <w:t>Unintended Adverse Consequences of a Clinical Decision Support System: Two Cases. Stone EG. Journal of the American Medical Informatics Association : JAMIA. 2018;25(5):564-567. doi:10.1093/</w:t>
-      </w:r>
-      <w:proofErr w:type="spellStart"/>
-      <w:r>
-        <w:t>jamia</w:t>
-      </w:r>
-      <w:proofErr w:type="spellEnd"/>
-      <w:r>
-        <w:t>/ocx096.</w:t>
+        <w:t xml:space="preserve"> </w:t>
+      </w:r>
+      <w:r>
+        <w:t>M</w:t>
+      </w:r>
+      <w:r>
+        <w:t>i</w:t>
+      </w:r>
+      <w:r>
+        <w:t>lne</w:t>
+      </w:r>
+      <w:r>
+        <w:t>r</w:t>
+      </w:r>
+      <w:r>
+        <w:t xml:space="preserve"> </w:t>
+      </w:r>
+      <w:r>
+        <w:t>R.</w:t>
+      </w:r>
+      <w:r>
+        <w:t xml:space="preserve"> </w:t>
+      </w:r>
+      <w:r>
+        <w:t>A The</w:t>
+      </w:r>
+      <w:r>
+        <w:t>o</w:t>
+      </w:r>
+      <w:r>
+        <w:t>r</w:t>
+      </w:r>
+      <w:r>
+        <w:t>y</w:t>
+      </w:r>
+      <w:r>
+        <w:t xml:space="preserve"> o</w:t>
+      </w:r>
+      <w:r>
+        <w:t xml:space="preserve">f </w:t>
+      </w:r>
+      <w:r>
+        <w:t>Typ</w:t>
+      </w:r>
+      <w:r>
+        <w:t>e</w:t>
+      </w:r>
+      <w:r>
+        <w:t xml:space="preserve"> Po</w:t>
+      </w:r>
+      <w:r>
+        <w:t>l</w:t>
+      </w:r>
+      <w:r>
+        <w:t>ym</w:t>
+      </w:r>
+      <w:r>
+        <w:t>or</w:t>
+      </w:r>
+      <w:r>
+        <w:t>phism in Programm</w:t>
+      </w:r>
+      <w:r>
+        <w:t>ing</w:t>
+      </w:r>
+      <w:r>
+        <w:t>. J</w:t>
+      </w:r>
+      <w:r>
+        <w:t>o</w:t>
+      </w:r>
+      <w:r>
+        <w:t>ur</w:t>
+      </w:r>
+      <w:r>
+        <w:t>n</w:t>
+      </w:r>
+      <w:r>
+        <w:t xml:space="preserve">al of </w:t>
+      </w:r>
+      <w:r>
+        <w:t>Comput</w:t>
+      </w:r>
+      <w:r>
+        <w:t>e</w:t>
+      </w:r>
+      <w:r>
+        <w:t>r an</w:t>
+      </w:r>
+      <w:r>
+        <w:t>d</w:t>
+      </w:r>
+      <w:r>
+        <w:t xml:space="preserve"> System</w:t>
+      </w:r>
+      <w:r>
+        <w:t xml:space="preserve"> Science</w:t>
+      </w:r>
+      <w:r>
+        <w:t xml:space="preserve">s. </w:t>
+      </w:r>
+      <w:r>
+        <w:t>1</w:t>
+      </w:r>
+      <w:r>
+        <w:t>978</w:t>
+      </w:r>
+      <w:r>
+        <w:t>;</w:t>
+      </w:r>
+      <w:r>
+        <w:t>17(</w:t>
+      </w:r>
+      <w:r>
+        <w:t>3</w:t>
+      </w:r>
+      <w:r>
+        <w:t>):</w:t>
+      </w:r>
+      <w:r>
+        <w:t>3</w:t>
+      </w:r>
+      <w:r>
+        <w:t>48</w:t>
+      </w:r>
+      <w:r>
+        <w:t>-375</w:t>
+      </w:r>
+      <w:r>
+        <w:t>. doi:10.10</w:t>
+      </w:r>
+      <w:r>
+        <w:t>16</w:t>
+      </w:r>
+      <w:r>
+        <w:t>/0022</w:t>
+      </w:r>
+      <w:r>
+        <w:t>-0</w:t>
+      </w:r>
+      <w:r>
+        <w:t>000(78)900</w:t>
+      </w:r>
+      <w:r>
+        <w:t>1</w:t>
+      </w:r>
+      <w:r>
+        <w:t>4</w:t>
+      </w:r>
+      <w:r>
+        <w:t>-</w:t>
+      </w:r>
+      <w:r>
+        <w:t>4</w:t>
+      </w:r>
+      <w:r>
+        <w:t>.</w:t>
       </w:r>
     </w:p>
     <w:p>
@@ -3564,16 +3957,130 @@
         <w:t>3.</w:t>
       </w:r>
       <w:r>
-        <w:tab/>
-        <w:t xml:space="preserve">Targeted Data Quality Analysis for a Clinical Decision Support System for SIRS Detection in Critically Ill Pediatric Patients. </w:t>
-      </w:r>
-      <w:proofErr w:type="spellStart"/>
-      <w:r>
-        <w:t>Tute</w:t>
-      </w:r>
-      <w:proofErr w:type="spellEnd"/>
-      <w:r>
-        <w:t xml:space="preserve"> E, Mast M, Wulff A. Methods of Information in Medicine. 2023;62(S 01):e1-e9. doi:10.1055/s-0042-1760238.</w:t>
+        <w:t xml:space="preserve"> </w:t>
+      </w:r>
+      <w:r>
+        <w:t>Ca</w:t>
+      </w:r>
+      <w:r>
+        <w:t>r</w:t>
+      </w:r>
+      <w:r>
+        <w:t>del</w:t>
+      </w:r>
+      <w:r>
+        <w:t>li L, Wegner P. On Understand</w:t>
+      </w:r>
+      <w:r>
+        <w:t>in</w:t>
+      </w:r>
+      <w:r>
+        <w:t>g</w:t>
+      </w:r>
+      <w:r>
+        <w:t xml:space="preserve"> Types, Data Abstraction,</w:t>
+      </w:r>
+      <w:r>
+        <w:t xml:space="preserve"> </w:t>
+      </w:r>
+      <w:r>
+        <w:t xml:space="preserve">and </w:t>
+      </w:r>
+      <w:r>
+        <w:t>Po</w:t>
+      </w:r>
+      <w:r>
+        <w:t>l</w:t>
+      </w:r>
+      <w:r>
+        <w:t>ymorph</w:t>
+      </w:r>
+      <w:r>
+        <w:t>i</w:t>
+      </w:r>
+      <w:r>
+        <w:t>sm. ACM Compu</w:t>
+      </w:r>
+      <w:r>
+        <w:t>t</w:t>
+      </w:r>
+      <w:r>
+        <w:t xml:space="preserve">ing </w:t>
+      </w:r>
+      <w:r>
+        <w:t>S</w:t>
+      </w:r>
+      <w:r>
+        <w:t>ur</w:t>
+      </w:r>
+      <w:r>
+        <w:t>v</w:t>
+      </w:r>
+      <w:r>
+        <w:t>e</w:t>
+      </w:r>
+      <w:r>
+        <w:t>y</w:t>
+      </w:r>
+      <w:r>
+        <w:t xml:space="preserve">s. </w:t>
+      </w:r>
+      <w:r>
+        <w:t>1985;</w:t>
+      </w:r>
+      <w:r>
+        <w:t>17</w:t>
+      </w:r>
+      <w:r>
+        <w:t>(4):4</w:t>
+      </w:r>
+      <w:r>
+        <w:t>7</w:t>
+      </w:r>
+      <w:r>
+        <w:t>1</w:t>
+      </w:r>
+      <w:r>
+        <w:t>-</w:t>
+      </w:r>
+      <w:r>
+        <w:t>523</w:t>
+      </w:r>
+      <w:r>
+        <w:t>. d</w:t>
+      </w:r>
+      <w:r>
+        <w:t>o</w:t>
+      </w:r>
+      <w:r>
+        <w:t>i:10.1</w:t>
+      </w:r>
+      <w:r>
+        <w:t>145/6</w:t>
+      </w:r>
+      <w:r>
+        <w:t>0</w:t>
+      </w:r>
+      <w:r>
+        <w:t>4</w:t>
+      </w:r>
+      <w:r>
+        <w:t>1</w:t>
+      </w:r>
+      <w:r>
+        <w:t>.</w:t>
+      </w:r>
+      <w:r>
+        <w:t>6</w:t>
+      </w:r>
+      <w:r>
+        <w:t>0</w:t>
+      </w:r>
+      <w:r>
+        <w:t>4</w:t>
+      </w:r>
+      <w:r>
+        <w:t>2.</w:t>
       </w:r>
     </w:p>
     <w:p>
@@ -3581,11 +4088,220 @@
         <w:pStyle w:val="FirstParagraph"/>
       </w:pPr>
       <w:r>
-        <w:t>4.</w:t>
-      </w:r>
-      <w:r>
-        <w:tab/>
-        <w:t>Beyond Missingness: Systematizing Methods for Comprehensive Data Fitness Assessment in Clinical Research. Razzaghi H, Wieand K, Dickinson KL, et al. Journal of Medical Internet Research. 2026;28:e76398. doi:10.2196/76398.</w:t>
+        <w:t>5</w:t>
+      </w:r>
+      <w:r>
+        <w:t>.</w:t>
+      </w:r>
+      <w:r>
+        <w:t xml:space="preserve"> </w:t>
+      </w:r>
+      <w:r>
+        <w:t>Kh</w:t>
+      </w:r>
+      <w:r>
+        <w:t>a</w:t>
+      </w:r>
+      <w:r>
+        <w:t>n</w:t>
+      </w:r>
+      <w:r>
+        <w:t xml:space="preserve"> </w:t>
+      </w:r>
+      <w:r>
+        <w:t>F</w:t>
+      </w:r>
+      <w:r>
+        <w:t xml:space="preserve">, </w:t>
+      </w:r>
+      <w:r>
+        <w:t xml:space="preserve">Chen </w:t>
+      </w:r>
+      <w:r>
+        <w:t>B</w:t>
+      </w:r>
+      <w:r>
+        <w:t xml:space="preserve">, </w:t>
+      </w:r>
+      <w:r>
+        <w:t>V</w:t>
+      </w:r>
+      <w:r>
+        <w:t>arr</w:t>
+      </w:r>
+      <w:r>
+        <w:t>o D, Khan S. An</w:t>
+      </w:r>
+      <w:r>
+        <w:t xml:space="preserve"> E</w:t>
+      </w:r>
+      <w:r>
+        <w:t>mpirical</w:t>
+      </w:r>
+      <w:r>
+        <w:t xml:space="preserve"> </w:t>
+      </w:r>
+      <w:r>
+        <w:t xml:space="preserve">Study </w:t>
+      </w:r>
+      <w:r>
+        <w:t>o</w:t>
+      </w:r>
+      <w:r>
+        <w:t>f</w:t>
+      </w:r>
+      <w:r>
+        <w:t xml:space="preserve"> Type</w:t>
+      </w:r>
+      <w:r>
+        <w:t>-Rela</w:t>
+      </w:r>
+      <w:r>
+        <w:t>t</w:t>
+      </w:r>
+      <w:r>
+        <w:t>e</w:t>
+      </w:r>
+      <w:r>
+        <w:t>d</w:t>
+      </w:r>
+      <w:r>
+        <w:t xml:space="preserve"> </w:t>
+      </w:r>
+      <w:r>
+        <w:t>D</w:t>
+      </w:r>
+      <w:r>
+        <w:t>e</w:t>
+      </w:r>
+      <w:r>
+        <w:t>f</w:t>
+      </w:r>
+      <w:r>
+        <w:t>ect</w:t>
+      </w:r>
+      <w:r>
+        <w:t xml:space="preserve">s in </w:t>
+      </w:r>
+      <w:r>
+        <w:t>Python Proje</w:t>
+      </w:r>
+      <w:r>
+        <w:t>c</w:t>
+      </w:r>
+      <w:r>
+        <w:t>t</w:t>
+      </w:r>
+      <w:r>
+        <w:t>s</w:t>
+      </w:r>
+      <w:r>
+        <w:t>.</w:t>
+      </w:r>
+      <w:r>
+        <w:t xml:space="preserve"> IEEE</w:t>
+      </w:r>
+      <w:r>
+        <w:t xml:space="preserve"> </w:t>
+      </w:r>
+      <w:r>
+        <w:t>Tra</w:t>
+      </w:r>
+      <w:r>
+        <w:t>n</w:t>
+      </w:r>
+      <w:r>
+        <w:t>s</w:t>
+      </w:r>
+      <w:r>
+        <w:t>a</w:t>
+      </w:r>
+      <w:r>
+        <w:t>c</w:t>
+      </w:r>
+      <w:r>
+        <w:t>tion</w:t>
+      </w:r>
+      <w:r>
+        <w:t>s</w:t>
+      </w:r>
+      <w:r>
+        <w:t xml:space="preserve"> on</w:t>
+      </w:r>
+      <w:r>
+        <w:t xml:space="preserve"> S</w:t>
+      </w:r>
+      <w:r>
+        <w:t>of</w:t>
+      </w:r>
+      <w:r>
+        <w:t>t</w:t>
+      </w:r>
+      <w:r>
+        <w:t>war</w:t>
+      </w:r>
+      <w:r>
+        <w:t>e</w:t>
+      </w:r>
+      <w:r>
+        <w:t xml:space="preserve"> </w:t>
+      </w:r>
+      <w:r>
+        <w:t>Eng</w:t>
+      </w:r>
+      <w:r>
+        <w:t>in</w:t>
+      </w:r>
+      <w:r>
+        <w:t>eering</w:t>
+      </w:r>
+      <w:r>
+        <w:t>. 20</w:t>
+      </w:r>
+      <w:r>
+        <w:t>22;48(8):3</w:t>
+      </w:r>
+      <w:r>
+        <w:t>1</w:t>
+      </w:r>
+      <w:r>
+        <w:t>45-31</w:t>
+      </w:r>
+      <w:r>
+        <w:t>58</w:t>
+      </w:r>
+      <w:r>
+        <w:t>. doi:10.</w:t>
+      </w:r>
+      <w:r>
+        <w:t>1109/</w:t>
+      </w:r>
+      <w:r>
+        <w:t>T</w:t>
+      </w:r>
+      <w:r>
+        <w:t>SE.</w:t>
+      </w:r>
+      <w:r>
+        <w:t>2</w:t>
+      </w:r>
+      <w:r>
+        <w:t>0</w:t>
+      </w:r>
+      <w:r>
+        <w:t>2</w:t>
+      </w:r>
+      <w:r>
+        <w:t>1</w:t>
+      </w:r>
+      <w:r>
+        <w:t>.</w:t>
+      </w:r>
+      <w:r>
+        <w:t>3082068</w:t>
+      </w:r>
+      <w:r>
+        <w:t>.</w:t>
       </w:r>
     </w:p>
     <w:p>
@@ -3593,19 +4309,226 @@
         <w:pStyle w:val="FirstParagraph"/>
       </w:pPr>
       <w:r>
-        <w:t>5.</w:t>
-      </w:r>
-      <w:r>
-        <w:tab/>
-        <w:t xml:space="preserve">Automated Testing to Improve Data Quality in Clinical Study Databases. Hussein E, Dugas M, </w:t>
-      </w:r>
-      <w:proofErr w:type="spellStart"/>
-      <w:r>
-        <w:t>Ganzinger</w:t>
-      </w:r>
-      <w:proofErr w:type="spellEnd"/>
-      <w:r>
-        <w:t xml:space="preserve"> M, et al. Studies in Health Technology and Informatics. 2025;329:1718-1719. doi:10.3233/SHTI251180.</w:t>
+        <w:t>7</w:t>
+      </w:r>
+      <w:r>
+        <w:t>.</w:t>
+      </w:r>
+      <w:r>
+        <w:t xml:space="preserve"> </w:t>
+      </w:r>
+      <w:r>
+        <w:t xml:space="preserve">Gøeg </w:t>
+      </w:r>
+      <w:r>
+        <w:t>K</w:t>
+      </w:r>
+      <w:r>
+        <w:t>R</w:t>
+      </w:r>
+      <w:r>
+        <w:t xml:space="preserve">, </w:t>
+      </w:r>
+      <w:r>
+        <w:t>Rasmuss</w:t>
+      </w:r>
+      <w:r>
+        <w:t>e</w:t>
+      </w:r>
+      <w:r>
+        <w:t>n</w:t>
+      </w:r>
+      <w:r>
+        <w:t xml:space="preserve"> </w:t>
+      </w:r>
+      <w:r>
+        <w:t>RK</w:t>
+      </w:r>
+      <w:r>
+        <w:t xml:space="preserve">, </w:t>
+      </w:r>
+      <w:r>
+        <w:t>Jensen L, Wollesen CM, L</w:t>
+      </w:r>
+      <w:r>
+        <w:t>a</w:t>
+      </w:r>
+      <w:r>
+        <w:t>r</w:t>
+      </w:r>
+      <w:r>
+        <w:t>se</w:t>
+      </w:r>
+      <w:r>
+        <w:t>n</w:t>
+      </w:r>
+      <w:r>
+        <w:t xml:space="preserve"> </w:t>
+      </w:r>
+      <w:r>
+        <w:t>S</w:t>
+      </w:r>
+      <w:r>
+        <w:t>, Pape-Haugaard LB</w:t>
+      </w:r>
+      <w:r>
+        <w:t xml:space="preserve">. </w:t>
+      </w:r>
+      <w:r>
+        <w:t>A</w:t>
+      </w:r>
+      <w:r>
+        <w:t xml:space="preserve"> </w:t>
+      </w:r>
+      <w:r>
+        <w:t>Fu</w:t>
+      </w:r>
+      <w:r>
+        <w:t>tu</w:t>
+      </w:r>
+      <w:r>
+        <w:t>re-Pro</w:t>
+      </w:r>
+      <w:r>
+        <w:t>o</w:t>
+      </w:r>
+      <w:r>
+        <w:t>f</w:t>
+      </w:r>
+      <w:r>
+        <w:t xml:space="preserve"> </w:t>
+      </w:r>
+      <w:r>
+        <w:t xml:space="preserve">Architecture for </w:t>
+      </w:r>
+      <w:r>
+        <w:t>T</w:t>
+      </w:r>
+      <w:r>
+        <w:t>elemedicine Using Loos</w:t>
+      </w:r>
+      <w:r>
+        <w:t>e-</w:t>
+      </w:r>
+      <w:r>
+        <w:t>Coup</w:t>
+      </w:r>
+      <w:r>
+        <w:t>l</w:t>
+      </w:r>
+      <w:r>
+        <w:t xml:space="preserve">ed </w:t>
+      </w:r>
+      <w:r>
+        <w:t>Modul</w:t>
+      </w:r>
+      <w:r>
+        <w:t>e</w:t>
+      </w:r>
+      <w:r>
+        <w:t>s and HL7 FHIR. Comput</w:t>
+      </w:r>
+      <w:r>
+        <w:t>e</w:t>
+      </w:r>
+      <w:r>
+        <w:t>r Me</w:t>
+      </w:r>
+      <w:r>
+        <w:t>t</w:t>
+      </w:r>
+      <w:r>
+        <w:t>hods and Program</w:t>
+      </w:r>
+      <w:r>
+        <w:t>s</w:t>
+      </w:r>
+      <w:r>
+        <w:t xml:space="preserve"> </w:t>
+      </w:r>
+      <w:r>
+        <w:t xml:space="preserve">in </w:t>
+      </w:r>
+      <w:r>
+        <w:t>B</w:t>
+      </w:r>
+      <w:r>
+        <w:t>io</w:t>
+      </w:r>
+      <w:r>
+        <w:t>m</w:t>
+      </w:r>
+      <w:r>
+        <w:t>e</w:t>
+      </w:r>
+      <w:r>
+        <w:t>dic</w:t>
+      </w:r>
+      <w:r>
+        <w:t>ine</w:t>
+      </w:r>
+      <w:r>
+        <w:t>. 20</w:t>
+      </w:r>
+      <w:r>
+        <w:t>18</w:t>
+      </w:r>
+      <w:r>
+        <w:t>;</w:t>
+      </w:r>
+      <w:r>
+        <w:t>160</w:t>
+      </w:r>
+      <w:r>
+        <w:t>:</w:t>
+      </w:r>
+      <w:r>
+        <w:t>9</w:t>
+      </w:r>
+      <w:r>
+        <w:t>5</w:t>
+      </w:r>
+      <w:r>
+        <w:t>-</w:t>
+      </w:r>
+      <w:r>
+        <w:t>1</w:t>
+      </w:r>
+      <w:r>
+        <w:t>01</w:t>
+      </w:r>
+      <w:r>
+        <w:t>. doi:10.1</w:t>
+      </w:r>
+      <w:r>
+        <w:t>0</w:t>
+      </w:r>
+      <w:r>
+        <w:t>1</w:t>
+      </w:r>
+      <w:r>
+        <w:t>6</w:t>
+      </w:r>
+      <w:r>
+        <w:t>/</w:t>
+      </w:r>
+      <w:r>
+        <w:t>j.cmpb</w:t>
+      </w:r>
+      <w:r>
+        <w:t>.20</w:t>
+      </w:r>
+      <w:r>
+        <w:t>1</w:t>
+      </w:r>
+      <w:r>
+        <w:t>8</w:t>
+      </w:r>
+      <w:r>
+        <w:t>.</w:t>
+      </w:r>
+      <w:r>
+        <w:t>03.010.</w:t>
       </w:r>
     </w:p>
     <w:p>
@@ -3613,27 +4536,193 @@
         <w:pStyle w:val="FirstParagraph"/>
       </w:pPr>
       <w:r>
-        <w:t>6.</w:t>
-      </w:r>
-      <w:r>
-        <w:tab/>
-        <w:t xml:space="preserve">Implications of Data Extraction and Processing of Electronic Health Records for Epidemiological Research: Observational Study. van Essen MHJ, </w:t>
-      </w:r>
-      <w:proofErr w:type="spellStart"/>
-      <w:r>
-        <w:t>Twickler</w:t>
-      </w:r>
-      <w:proofErr w:type="spellEnd"/>
-      <w:r>
-        <w:t xml:space="preserve"> R, </w:t>
-      </w:r>
-      <w:proofErr w:type="spellStart"/>
-      <w:r>
-        <w:t>Weesie</w:t>
-      </w:r>
-      <w:proofErr w:type="spellEnd"/>
-      <w:r>
-        <w:t xml:space="preserve"> YM, et al. Journal of Medical Internet Research. 2025;27:e64628. doi:10.2196/64628.</w:t>
+        <w:t>8</w:t>
+      </w:r>
+      <w:r>
+        <w:t>.</w:t>
+      </w:r>
+      <w:r>
+        <w:t xml:space="preserve"> </w:t>
+      </w:r>
+      <w:r>
+        <w:t>Wa</w:t>
+      </w:r>
+      <w:r>
+        <w:t>r</w:t>
+      </w:r>
+      <w:r>
+        <w:t>raich</w:t>
+      </w:r>
+      <w:r>
+        <w:t xml:space="preserve"> </w:t>
+      </w:r>
+      <w:r>
+        <w:t>HJ</w:t>
+      </w:r>
+      <w:r>
+        <w:t>,</w:t>
+      </w:r>
+      <w:r>
+        <w:t xml:space="preserve"> Tazbaz T, Califf RM. FDA</w:t>
+      </w:r>
+      <w:r>
+        <w:t xml:space="preserve"> Pe</w:t>
+      </w:r>
+      <w:r>
+        <w:t>rspectiv</w:t>
+      </w:r>
+      <w:r>
+        <w:t xml:space="preserve">e </w:t>
+      </w:r>
+      <w:r>
+        <w:t>on</w:t>
+      </w:r>
+      <w:r>
+        <w:t xml:space="preserve"> the Re</w:t>
+      </w:r>
+      <w:r>
+        <w:t>g</w:t>
+      </w:r>
+      <w:r>
+        <w:t>ulation</w:t>
+      </w:r>
+      <w:r>
+        <w:t xml:space="preserve"> </w:t>
+      </w:r>
+      <w:r>
+        <w:t>o</w:t>
+      </w:r>
+      <w:r>
+        <w:t>f</w:t>
+      </w:r>
+      <w:r>
+        <w:t xml:space="preserve"> Ar</w:t>
+      </w:r>
+      <w:r>
+        <w:t>ti</w:t>
+      </w:r>
+      <w:r>
+        <w:t>fi</w:t>
+      </w:r>
+      <w:r>
+        <w:t>ci</w:t>
+      </w:r>
+      <w:r>
+        <w:t>al</w:t>
+      </w:r>
+      <w:r>
+        <w:t xml:space="preserve"> Inte</w:t>
+      </w:r>
+      <w:r>
+        <w:t>l</w:t>
+      </w:r>
+      <w:r>
+        <w:t>li</w:t>
+      </w:r>
+      <w:r>
+        <w:t>g</w:t>
+      </w:r>
+      <w:r>
+        <w:t>en</w:t>
+      </w:r>
+      <w:r>
+        <w:t>c</w:t>
+      </w:r>
+      <w:r>
+        <w:t>e</w:t>
+      </w:r>
+      <w:r>
+        <w:t xml:space="preserve"> i</w:t>
+      </w:r>
+      <w:r>
+        <w:t>n</w:t>
+      </w:r>
+      <w:r>
+        <w:t xml:space="preserve"> </w:t>
+      </w:r>
+      <w:r>
+        <w:t>He</w:t>
+      </w:r>
+      <w:r>
+        <w:t>al</w:t>
+      </w:r>
+      <w:r>
+        <w:t>th</w:t>
+      </w:r>
+      <w:r>
+        <w:t xml:space="preserve"> </w:t>
+      </w:r>
+      <w:r>
+        <w:t>Car</w:t>
+      </w:r>
+      <w:r>
+        <w:t>e</w:t>
+      </w:r>
+      <w:r>
+        <w:t xml:space="preserve"> and </w:t>
+      </w:r>
+      <w:r>
+        <w:t>Bi</w:t>
+      </w:r>
+      <w:r>
+        <w:t>o</w:t>
+      </w:r>
+      <w:r>
+        <w:t>m</w:t>
+      </w:r>
+      <w:r>
+        <w:t>ed</w:t>
+      </w:r>
+      <w:r>
+        <w:t>ic</w:t>
+      </w:r>
+      <w:r>
+        <w:t>ine. JAMA</w:t>
+      </w:r>
+      <w:r>
+        <w:t>. 202</w:t>
+      </w:r>
+      <w:r>
+        <w:t>5</w:t>
+      </w:r>
+      <w:r>
+        <w:t>;3</w:t>
+      </w:r>
+      <w:r>
+        <w:t>33(3)</w:t>
+      </w:r>
+      <w:r>
+        <w:t>:24</w:t>
+      </w:r>
+      <w:r>
+        <w:t>1</w:t>
+      </w:r>
+      <w:r>
+        <w:t>-24</w:t>
+      </w:r>
+      <w:r>
+        <w:t>7</w:t>
+      </w:r>
+      <w:r>
+        <w:t>. doi:10.</w:t>
+      </w:r>
+      <w:r>
+        <w:t>1001/jama.</w:t>
+      </w:r>
+      <w:r>
+        <w:t>2</w:t>
+      </w:r>
+      <w:r>
+        <w:t>0</w:t>
+      </w:r>
+      <w:r>
+        <w:t>24</w:t>
+      </w:r>
+      <w:r>
+        <w:t>.</w:t>
+      </w:r>
+      <w:r>
+        <w:t>21451.</w:t>
       </w:r>
     </w:p>
     <w:p>
@@ -3641,27 +4730,199 @@
         <w:pStyle w:val="FirstParagraph"/>
       </w:pPr>
       <w:r>
-        <w:t>7.</w:t>
-      </w:r>
-      <w:r>
-        <w:tab/>
-        <w:t xml:space="preserve">“Goldmine” or “Big Mess”? An Interview Study on the Challenges of Designing, Operating, and Ensuring the Durability of Clinical Data Warehouses in France and Belgium. </w:t>
-      </w:r>
-      <w:proofErr w:type="spellStart"/>
-      <w:r>
-        <w:t>Priou</w:t>
-      </w:r>
-      <w:proofErr w:type="spellEnd"/>
-      <w:r>
-        <w:t xml:space="preserve"> S, Kempf E, Jankovic M, Lamé G. Journal of the American Medical Informatics Association : JAMIA. 2024;31(11):2699-2707. doi:10.1093/</w:t>
-      </w:r>
-      <w:proofErr w:type="spellStart"/>
-      <w:r>
-        <w:t>jamia</w:t>
-      </w:r>
-      <w:proofErr w:type="spellEnd"/>
-      <w:r>
-        <w:t>/ocae244.</w:t>
+        <w:t>9</w:t>
+      </w:r>
+      <w:r>
+        <w:t>.</w:t>
+      </w:r>
+      <w:r>
+        <w:t xml:space="preserve"> </w:t>
+      </w:r>
+      <w:r>
+        <w:t>La</w:t>
+      </w:r>
+      <w:r>
+        <w:t>bkoff</w:t>
+      </w:r>
+      <w:r>
+        <w:t xml:space="preserve"> </w:t>
+      </w:r>
+      <w:r>
+        <w:t>S,</w:t>
+      </w:r>
+      <w:r>
+        <w:t xml:space="preserve"> </w:t>
+      </w:r>
+      <w:r>
+        <w:t>Ol</w:t>
+      </w:r>
+      <w:r>
+        <w:t>a</w:t>
+      </w:r>
+      <w:r>
+        <w:t>dim</w:t>
+      </w:r>
+      <w:r>
+        <w:t>e</w:t>
+      </w:r>
+      <w:r>
+        <w:t>ji B, K</w:t>
+      </w:r>
+      <w:r>
+        <w:t>a</w:t>
+      </w:r>
+      <w:r>
+        <w:t xml:space="preserve">nnry J, et </w:t>
+      </w:r>
+      <w:r>
+        <w:t>a</w:t>
+      </w:r>
+      <w:r>
+        <w:t>l. Tow</w:t>
+      </w:r>
+      <w:r>
+        <w:t xml:space="preserve">ard </w:t>
+      </w:r>
+      <w:r>
+        <w:t>a</w:t>
+      </w:r>
+      <w:r>
+        <w:t xml:space="preserve"> </w:t>
+      </w:r>
+      <w:r>
+        <w:t>Responsible</w:t>
+      </w:r>
+      <w:r>
+        <w:t xml:space="preserve"> Future</w:t>
+      </w:r>
+      <w:r>
+        <w:t>:</w:t>
+      </w:r>
+      <w:r>
+        <w:t xml:space="preserve"> </w:t>
+      </w:r>
+      <w:r>
+        <w:t>R</w:t>
+      </w:r>
+      <w:r>
+        <w:t>ec</w:t>
+      </w:r>
+      <w:r>
+        <w:t>ommenda</w:t>
+      </w:r>
+      <w:r>
+        <w:t>t</w:t>
+      </w:r>
+      <w:r>
+        <w:t>ions</w:t>
+      </w:r>
+      <w:r>
+        <w:t xml:space="preserve"> for </w:t>
+      </w:r>
+      <w:r>
+        <w:t>AI-Enab</w:t>
+      </w:r>
+      <w:r>
+        <w:t>le</w:t>
+      </w:r>
+      <w:r>
+        <w:t>d Clinical Decision Support. Journal of the A</w:t>
+      </w:r>
+      <w:r>
+        <w:t>m</w:t>
+      </w:r>
+      <w:r>
+        <w:t>erican M</w:t>
+      </w:r>
+      <w:r>
+        <w:t>edic</w:t>
+      </w:r>
+      <w:r>
+        <w:t>al Informat</w:t>
+      </w:r>
+      <w:r>
+        <w:t>i</w:t>
+      </w:r>
+      <w:r>
+        <w:t>c</w:t>
+      </w:r>
+      <w:r>
+        <w:t xml:space="preserve">s </w:t>
+      </w:r>
+      <w:r>
+        <w:t>Associ</w:t>
+      </w:r>
+      <w:r>
+        <w:t>a</w:t>
+      </w:r>
+      <w:r>
+        <w:t>ti</w:t>
+      </w:r>
+      <w:r>
+        <w:t>o</w:t>
+      </w:r>
+      <w:r>
+        <w:t>n</w:t>
+      </w:r>
+      <w:r>
+        <w:t xml:space="preserve"> </w:t>
+      </w:r>
+      <w:r>
+        <w:t>: JAMIA</w:t>
+      </w:r>
+      <w:r>
+        <w:t>. 20</w:t>
+      </w:r>
+      <w:r>
+        <w:t>24;3</w:t>
+      </w:r>
+      <w:r>
+        <w:t>1</w:t>
+      </w:r>
+      <w:r>
+        <w:t>(</w:t>
+      </w:r>
+      <w:r>
+        <w:t>1</w:t>
+      </w:r>
+      <w:r>
+        <w:t>1):273</w:t>
+      </w:r>
+      <w:r>
+        <w:t>0</w:t>
+      </w:r>
+      <w:r>
+        <w:t>-273</w:t>
+      </w:r>
+      <w:r>
+        <w:t>9</w:t>
+      </w:r>
+      <w:r>
+        <w:t>. doi:10.10</w:t>
+      </w:r>
+      <w:r>
+        <w:t>93</w:t>
+      </w:r>
+      <w:r>
+        <w:t>/j</w:t>
+      </w:r>
+      <w:r>
+        <w:t>amia/o</w:t>
+      </w:r>
+      <w:r>
+        <w:t>c</w:t>
+      </w:r>
+      <w:r>
+        <w:t>ae</w:t>
+      </w:r>
+      <w:r>
+        <w:t>20</w:t>
+      </w:r>
+      <w:r>
+        <w:t>9</w:t>
+      </w:r>
+      <w:r>
+        <w:t>.</w:t>
       </w:r>
     </w:p>
     <w:p>
@@ -3669,27 +4930,190 @@
         <w:pStyle w:val="FirstParagraph"/>
       </w:pPr>
       <w:r>
-        <w:t>8.</w:t>
-      </w:r>
-      <w:r>
-        <w:tab/>
-        <w:t xml:space="preserve">The METRIC-framework for Assessing Data Quality for Trustworthy AI in Medicine: A Systematic Review. Schwabe D, Becker K, Seyferth M, </w:t>
-      </w:r>
-      <w:proofErr w:type="spellStart"/>
-      <w:r>
-        <w:t>Klaß</w:t>
-      </w:r>
-      <w:proofErr w:type="spellEnd"/>
-      <w:r>
-        <w:t xml:space="preserve"> A, </w:t>
-      </w:r>
-      <w:proofErr w:type="spellStart"/>
-      <w:r>
-        <w:t>Schaeffter</w:t>
-      </w:r>
-      <w:proofErr w:type="spellEnd"/>
-      <w:r>
-        <w:t xml:space="preserve"> T. NPJ Digital Medicine. 2024;7(1):203. doi:10.1038/s41746-024-01196-4.</w:t>
+        <w:t>1</w:t>
+      </w:r>
+      <w:r>
+        <w:t>0</w:t>
+      </w:r>
+      <w:r>
+        <w:t>.</w:t>
+      </w:r>
+      <w:r>
+        <w:t xml:space="preserve"> </w:t>
+      </w:r>
+      <w:r>
+        <w:t xml:space="preserve">Razzaghi H, </w:t>
+      </w:r>
+      <w:r>
+        <w:t>W</w:t>
+      </w:r>
+      <w:r>
+        <w:t>ie</w:t>
+      </w:r>
+      <w:r>
+        <w:t>a</w:t>
+      </w:r>
+      <w:r>
+        <w:t>nd K, D</w:t>
+      </w:r>
+      <w:r>
+        <w:t>ic</w:t>
+      </w:r>
+      <w:r>
+        <w:t>kinson</w:t>
+      </w:r>
+      <w:r>
+        <w:t xml:space="preserve"> </w:t>
+      </w:r>
+      <w:r>
+        <w:t>KL</w:t>
+      </w:r>
+      <w:r>
+        <w:t xml:space="preserve">, </w:t>
+      </w:r>
+      <w:r>
+        <w:t xml:space="preserve">et </w:t>
+      </w:r>
+      <w:r>
+        <w:t>a</w:t>
+      </w:r>
+      <w:r>
+        <w:t>l. Beyond Missingness: Systemati</w:t>
+      </w:r>
+      <w:r>
+        <w:t>z</w:t>
+      </w:r>
+      <w:r>
+        <w:t>ing</w:t>
+      </w:r>
+      <w:r>
+        <w:t xml:space="preserve"> </w:t>
+      </w:r>
+      <w:r>
+        <w:t>Methods for</w:t>
+      </w:r>
+      <w:r>
+        <w:t xml:space="preserve"> C</w:t>
+      </w:r>
+      <w:r>
+        <w:t>ompr</w:t>
+      </w:r>
+      <w:r>
+        <w:t>e</w:t>
+      </w:r>
+      <w:r>
+        <w:t>hen</w:t>
+      </w:r>
+      <w:r>
+        <w:t>s</w:t>
+      </w:r>
+      <w:r>
+        <w:t xml:space="preserve">ive </w:t>
+      </w:r>
+      <w:r>
+        <w:t>Data Fitness Assessment i</w:t>
+      </w:r>
+      <w:r>
+        <w:t xml:space="preserve">n </w:t>
+      </w:r>
+      <w:r>
+        <w:t>Clinical</w:t>
+      </w:r>
+      <w:r>
+        <w:t xml:space="preserve"> R</w:t>
+      </w:r>
+      <w:r>
+        <w:t>e</w:t>
+      </w:r>
+      <w:r>
+        <w:t>search. Jo</w:t>
+      </w:r>
+      <w:r>
+        <w:t>u</w:t>
+      </w:r>
+      <w:r>
+        <w:t>rna</w:t>
+      </w:r>
+      <w:r>
+        <w:t>l</w:t>
+      </w:r>
+      <w:r>
+        <w:t xml:space="preserve"> of</w:t>
+      </w:r>
+      <w:r>
+        <w:t xml:space="preserve"> </w:t>
+      </w:r>
+      <w:r>
+        <w:t>Med</w:t>
+      </w:r>
+      <w:r>
+        <w:t>ic</w:t>
+      </w:r>
+      <w:r>
+        <w:t>al I</w:t>
+      </w:r>
+      <w:r>
+        <w:t>n</w:t>
+      </w:r>
+      <w:r>
+        <w:t>te</w:t>
+      </w:r>
+      <w:r>
+        <w:t>rn</w:t>
+      </w:r>
+      <w:r>
+        <w:t>e</w:t>
+      </w:r>
+      <w:r>
+        <w:t>t R</w:t>
+      </w:r>
+      <w:r>
+        <w:t>e</w:t>
+      </w:r>
+      <w:r>
+        <w:t>s</w:t>
+      </w:r>
+      <w:r>
+        <w:t>ea</w:t>
+      </w:r>
+      <w:r>
+        <w:t>rc</w:t>
+      </w:r>
+      <w:r>
+        <w:t>h</w:t>
+      </w:r>
+      <w:r>
+        <w:t>. 202</w:t>
+      </w:r>
+      <w:r>
+        <w:t>6</w:t>
+      </w:r>
+      <w:r>
+        <w:t>;</w:t>
+      </w:r>
+      <w:r>
+        <w:t>28:e76</w:t>
+      </w:r>
+      <w:r>
+        <w:t>3</w:t>
+      </w:r>
+      <w:r>
+        <w:t>98</w:t>
+      </w:r>
+      <w:r>
+        <w:t>. doi:10.</w:t>
+      </w:r>
+      <w:r>
+        <w:t>2</w:t>
+      </w:r>
+      <w:r>
+        <w:t>1</w:t>
+      </w:r>
+      <w:r>
+        <w:t>96/76398</w:t>
+      </w:r>
+      <w:r>
+        <w:t>.</w:t>
       </w:r>
     </w:p>
     <w:p>
@@ -3697,75 +5121,268 @@
         <w:pStyle w:val="FirstParagraph"/>
       </w:pPr>
       <w:r>
-        <w:t>9.</w:t>
-      </w:r>
-      <w:r>
-        <w:tab/>
-        <w:t>Detecting and Remediating Harmful Data Shifts for the Responsible Deployment of Clinical AI Models. Subasri V, Krishnan A, Kore A, et al. JAMA Network Open. 2025;8(6):e2513685. doi:10.1001/jamanetworkopen.2025.13685.</w:t>
-      </w:r>
-    </w:p>
-    <w:p>
-      <w:pPr>
-        <w:pStyle w:val="FirstParagraph"/>
-      </w:pPr>
-      <w:r>
-        <w:t>10.</w:t>
-      </w:r>
-      <w:r>
-        <w:tab/>
-        <w:t xml:space="preserve">Opportunities, Pitfalls, and Alternatives in Adapting Electronic Health Records for Health Services Research. </w:t>
-      </w:r>
-      <w:proofErr w:type="spellStart"/>
-      <w:r>
-        <w:t>Taksler</w:t>
-      </w:r>
-      <w:proofErr w:type="spellEnd"/>
-      <w:r>
-        <w:t xml:space="preserve"> GB, Dalton JE, </w:t>
-      </w:r>
-      <w:proofErr w:type="spellStart"/>
-      <w:r>
-        <w:t>Perzynski</w:t>
-      </w:r>
-      <w:proofErr w:type="spellEnd"/>
-      <w:r>
-        <w:t xml:space="preserve"> AT, et al. Medical Decision Making : An International Journal of the Society for Medical Decision Making. 2021;41(2):133-142. doi:10.1177/0272989X20954403.</w:t>
-      </w:r>
-    </w:p>
-    <w:p>
-      <w:pPr>
-        <w:pStyle w:val="FirstParagraph"/>
-      </w:pPr>
-      <w:r>
-        <w:t>11.</w:t>
-      </w:r>
-      <w:r>
-        <w:tab/>
-        <w:t>Validating the Extract, Transform, Load Process Used to Populate a Large Clinical Research Database. Denney MJ, Long DM, Armistead MG, Anderson JL, Conway BN. International Journal of Medical Informatics. 2016;94:271-4. doi:10.1016/j.ijmedinf.2016.07.009.</w:t>
-      </w:r>
-    </w:p>
-    <w:p>
-      <w:pPr>
-        <w:pStyle w:val="FirstParagraph"/>
-      </w:pPr>
-      <w:r>
-        <w:t>12.</w:t>
-      </w:r>
-      <w:r>
-        <w:tab/>
-        <w:t>Tracking Provenance in Clinical Data Warehouses for Quality Management. Johns M, Baum L, Prasser F. International Journal of Medical Informatics. 2025;193:105690. doi:10.1016/j.ijmedinf.2024.105690.</w:t>
-      </w:r>
-    </w:p>
-    <w:p>
-      <w:pPr>
-        <w:pStyle w:val="FirstParagraph"/>
-      </w:pPr>
-      <w:r>
-        <w:t>13.</w:t>
-      </w:r>
-      <w:r>
-        <w:tab/>
-        <w:t>Methods and Dimensions of Electronic Health Record Data Quality Assessment: Enabling Reuse for Clinical Research. Weiskopf NG, Weng C. Journal of the American Medical Informatics Association : JAMIA. 2013;20(1):144-51. doi:10.1136/amiajnl-2011-000681.</w:t>
+        <w:t>1</w:t>
+      </w:r>
+      <w:r>
+        <w:t>1</w:t>
+      </w:r>
+      <w:r>
+        <w:t>.</w:t>
+      </w:r>
+      <w:r>
+        <w:t xml:space="preserve"> </w:t>
+      </w:r>
+      <w:r>
+        <w:t>v</w:t>
+      </w:r>
+      <w:r>
+        <w:t>a</w:t>
+      </w:r>
+      <w:r>
+        <w:t>n</w:t>
+      </w:r>
+      <w:r>
+        <w:t xml:space="preserve"> </w:t>
+      </w:r>
+      <w:r>
+        <w:t>Essen MHJ</w:t>
+      </w:r>
+      <w:r>
+        <w:t xml:space="preserve">, </w:t>
+      </w:r>
+      <w:r>
+        <w:t>Twick</w:t>
+      </w:r>
+      <w:r>
+        <w:t>l</w:t>
+      </w:r>
+      <w:r>
+        <w:t>e</w:t>
+      </w:r>
+      <w:r>
+        <w:t>r</w:t>
+      </w:r>
+      <w:r>
+        <w:t xml:space="preserve"> </w:t>
+      </w:r>
+      <w:r>
+        <w:t>R</w:t>
+      </w:r>
+      <w:r>
+        <w:t xml:space="preserve">, </w:t>
+      </w:r>
+      <w:r>
+        <w:t>Weesie</w:t>
+      </w:r>
+      <w:r>
+        <w:t xml:space="preserve"> </w:t>
+      </w:r>
+      <w:r>
+        <w:t>YM</w:t>
+      </w:r>
+      <w:r>
+        <w:t xml:space="preserve">, </w:t>
+      </w:r>
+      <w:r>
+        <w:t xml:space="preserve">et </w:t>
+      </w:r>
+      <w:r>
+        <w:t>a</w:t>
+      </w:r>
+      <w:r>
+        <w:t>l</w:t>
+      </w:r>
+      <w:r>
+        <w:t xml:space="preserve">. </w:t>
+      </w:r>
+      <w:r>
+        <w:t>Im</w:t>
+      </w:r>
+      <w:r>
+        <w:t>p</w:t>
+      </w:r>
+      <w:r>
+        <w:t>l</w:t>
+      </w:r>
+      <w:r>
+        <w:t>i</w:t>
+      </w:r>
+      <w:r>
+        <w:t>c</w:t>
+      </w:r>
+      <w:r>
+        <w:t>at</w:t>
+      </w:r>
+      <w:r>
+        <w:t>i</w:t>
+      </w:r>
+      <w:r>
+        <w:t>o</w:t>
+      </w:r>
+      <w:r>
+        <w:t>n</w:t>
+      </w:r>
+      <w:r>
+        <w:t>s</w:t>
+      </w:r>
+      <w:r>
+        <w:t xml:space="preserve"> </w:t>
+      </w:r>
+      <w:r>
+        <w:t xml:space="preserve">of Data Extraction and Processing of Electronic Health Records </w:t>
+      </w:r>
+      <w:r>
+        <w:t>f</w:t>
+      </w:r>
+      <w:r>
+        <w:t xml:space="preserve">or </w:t>
+      </w:r>
+      <w:r>
+        <w:t>E</w:t>
+      </w:r>
+      <w:r>
+        <w:t>pidemio</w:t>
+      </w:r>
+      <w:r>
+        <w:t>l</w:t>
+      </w:r>
+      <w:r>
+        <w:t>og</w:t>
+      </w:r>
+      <w:r>
+        <w:t xml:space="preserve">ical </w:t>
+      </w:r>
+      <w:r>
+        <w:t>R</w:t>
+      </w:r>
+      <w:r>
+        <w:t>e</w:t>
+      </w:r>
+      <w:r>
+        <w:t>sear</w:t>
+      </w:r>
+      <w:r>
+        <w:t>c</w:t>
+      </w:r>
+      <w:r>
+        <w:t>h: Ob</w:t>
+      </w:r>
+      <w:r>
+        <w:t>s</w:t>
+      </w:r>
+      <w:r>
+        <w:t>ervat</w:t>
+      </w:r>
+      <w:r>
+        <w:t>i</w:t>
+      </w:r>
+      <w:r>
+        <w:t>o</w:t>
+      </w:r>
+      <w:r>
+        <w:t>n</w:t>
+      </w:r>
+      <w:r>
+        <w:t>al</w:t>
+      </w:r>
+      <w:r>
+        <w:t xml:space="preserve"> </w:t>
+      </w:r>
+      <w:r>
+        <w:t>S</w:t>
+      </w:r>
+      <w:r>
+        <w:t>t</w:t>
+      </w:r>
+      <w:r>
+        <w:t>u</w:t>
+      </w:r>
+      <w:r>
+        <w:t>dy</w:t>
+      </w:r>
+      <w:r>
+        <w:t xml:space="preserve">. Journal of </w:t>
+      </w:r>
+      <w:r>
+        <w:t>Medical In</w:t>
+      </w:r>
+      <w:r>
+        <w:t>te</w:t>
+      </w:r>
+      <w:r>
+        <w:t>r</w:t>
+      </w:r>
+      <w:r>
+        <w:t>net Rese</w:t>
+      </w:r>
+      <w:r>
+        <w:t>a</w:t>
+      </w:r>
+      <w:r>
+        <w:t>r</w:t>
+      </w:r>
+      <w:r>
+        <w:t>c</w:t>
+      </w:r>
+      <w:r>
+        <w:t>h</w:t>
+      </w:r>
+      <w:r>
+        <w:t>. 20</w:t>
+      </w:r>
+      <w:r>
+        <w:t>2</w:t>
+      </w:r>
+      <w:r>
+        <w:t>5</w:t>
+      </w:r>
+      <w:r>
+        <w:t>;</w:t>
+      </w:r>
+      <w:r>
+        <w:t>2</w:t>
+      </w:r>
+      <w:r>
+        <w:t>7</w:t>
+      </w:r>
+      <w:r>
+        <w:t>:e646</w:t>
+      </w:r>
+      <w:r>
+        <w:t>2</w:t>
+      </w:r>
+      <w:r>
+        <w:t>8</w:t>
+      </w:r>
+      <w:r>
+        <w:t>. doi:10.</w:t>
+      </w:r>
+      <w:r>
+        <w:t>2</w:t>
+      </w:r>
+      <w:r>
+        <w:t>1</w:t>
+      </w:r>
+      <w:r>
+        <w:t>9</w:t>
+      </w:r>
+      <w:r>
+        <w:t>6</w:t>
+      </w:r>
+      <w:r>
+        <w:t>/</w:t>
+      </w:r>
+      <w:r>
+        <w:t>646</w:t>
+      </w:r>
+      <w:r>
+        <w:t>2</w:t>
+      </w:r>
+      <w:r>
+        <w:t>8</w:t>
+      </w:r>
+      <w:r>
+        <w:t>.</w:t>
       </w:r>
     </w:p>
     <w:p>
@@ -3778,11 +5395,199 @@
         <w:pStyle w:val="FirstParagraph"/>
       </w:pPr>
       <w:r>
-        <w:t>14.</w:t>
-      </w:r>
-      <w:r>
-        <w:tab/>
-        <w:t>Challenges for Data Quality in the Clinical Data Life Cycle: Systematic Review. An D, Lim M, Lee S. Journal of Medical Internet Research. 2025;27:e60709. doi:10.2196/60709.</w:t>
+        <w:t>1</w:t>
+      </w:r>
+      <w:r>
+        <w:t>2</w:t>
+      </w:r>
+      <w:r>
+        <w:t>.</w:t>
+      </w:r>
+      <w:r>
+        <w:t xml:space="preserve"> </w:t>
+      </w:r>
+      <w:r>
+        <w:t>Pr</w:t>
+      </w:r>
+      <w:r>
+        <w:t>i</w:t>
+      </w:r>
+      <w:r>
+        <w:t>ou</w:t>
+      </w:r>
+      <w:r>
+        <w:t xml:space="preserve"> </w:t>
+      </w:r>
+      <w:r>
+        <w:t>S</w:t>
+      </w:r>
+      <w:r>
+        <w:t xml:space="preserve">, </w:t>
+      </w:r>
+      <w:r>
+        <w:t>Kempf E, Jankovic M, Lamé G. “Goldmine” or “Big Mess”? An Interv</w:t>
+      </w:r>
+      <w:r>
+        <w:t>ie</w:t>
+      </w:r>
+      <w:r>
+        <w:t xml:space="preserve">w Study on the Challenges of Designing, Operating, </w:t>
+      </w:r>
+      <w:r>
+        <w:t>a</w:t>
+      </w:r>
+      <w:r>
+        <w:t>n</w:t>
+      </w:r>
+      <w:r>
+        <w:t xml:space="preserve">d </w:t>
+      </w:r>
+      <w:r>
+        <w:t>E</w:t>
+      </w:r>
+      <w:r>
+        <w:t>n</w:t>
+      </w:r>
+      <w:r>
+        <w:t>s</w:t>
+      </w:r>
+      <w:r>
+        <w:t>ur</w:t>
+      </w:r>
+      <w:r>
+        <w:t>i</w:t>
+      </w:r>
+      <w:r>
+        <w:t>ng</w:t>
+      </w:r>
+      <w:r>
+        <w:t xml:space="preserve"> </w:t>
+      </w:r>
+      <w:r>
+        <w:t>th</w:t>
+      </w:r>
+      <w:r>
+        <w:t>e</w:t>
+      </w:r>
+      <w:r>
+        <w:t xml:space="preserve"> </w:t>
+      </w:r>
+      <w:r>
+        <w:t>D</w:t>
+      </w:r>
+      <w:r>
+        <w:t>ur</w:t>
+      </w:r>
+      <w:r>
+        <w:t>a</w:t>
+      </w:r>
+      <w:r>
+        <w:t>bil</w:t>
+      </w:r>
+      <w:r>
+        <w:t>it</w:t>
+      </w:r>
+      <w:r>
+        <w:t>y</w:t>
+      </w:r>
+      <w:r>
+        <w:t xml:space="preserve"> </w:t>
+      </w:r>
+      <w:r>
+        <w:t>of</w:t>
+      </w:r>
+      <w:r>
+        <w:t xml:space="preserve"> Clinical </w:t>
+      </w:r>
+      <w:r>
+        <w:t>Data Warehous</w:t>
+      </w:r>
+      <w:r>
+        <w:t>es</w:t>
+      </w:r>
+      <w:r>
+        <w:t xml:space="preserve"> in Franc</w:t>
+      </w:r>
+      <w:r>
+        <w:t>e</w:t>
+      </w:r>
+      <w:r>
+        <w:t xml:space="preserve"> </w:t>
+      </w:r>
+      <w:r>
+        <w:t>a</w:t>
+      </w:r>
+      <w:r>
+        <w:t>nd Belgium</w:t>
+      </w:r>
+      <w:r>
+        <w:t>.</w:t>
+      </w:r>
+      <w:r>
+        <w:t xml:space="preserve"> Journal of </w:t>
+      </w:r>
+      <w:r>
+        <w:t xml:space="preserve">the American </w:t>
+      </w:r>
+      <w:r>
+        <w:t>Medical In</w:t>
+      </w:r>
+      <w:r>
+        <w:t>forma</w:t>
+      </w:r>
+      <w:r>
+        <w:t>t</w:t>
+      </w:r>
+      <w:r>
+        <w:t>ics Associatio</w:t>
+      </w:r>
+      <w:r>
+        <w:t>n</w:t>
+      </w:r>
+      <w:r>
+        <w:t xml:space="preserve"> </w:t>
+      </w:r>
+      <w:r>
+        <w:t>: JAMIA</w:t>
+      </w:r>
+      <w:r>
+        <w:t>. 20</w:t>
+      </w:r>
+      <w:r>
+        <w:t>2</w:t>
+      </w:r>
+      <w:r>
+        <w:t>4;31(11):2</w:t>
+      </w:r>
+      <w:r>
+        <w:t>6</w:t>
+      </w:r>
+      <w:r>
+        <w:t>99-</w:t>
+      </w:r>
+      <w:r>
+        <w:t>2</w:t>
+      </w:r>
+      <w:r>
+        <w:t>7</w:t>
+      </w:r>
+      <w:r>
+        <w:t>07</w:t>
+      </w:r>
+      <w:r>
+        <w:t>. doi:10.</w:t>
+      </w:r>
+      <w:r>
+        <w:t>1093/jamia/ocae</w:t>
+      </w:r>
+      <w:r>
+        <w:t>2</w:t>
+      </w:r>
+      <w:r>
+        <w:t>44</w:t>
+      </w:r>
+      <w:r>
+        <w:t>.</w:t>
       </w:r>
     </w:p>
     <w:p>
@@ -3790,20 +5595,235 @@
         <w:pStyle w:val="FirstParagraph"/>
       </w:pPr>
       <w:r>
-        <w:lastRenderedPageBreak/>
-        <w:t>15.</w:t>
-      </w:r>
-      <w:r>
-        <w:tab/>
-        <w:t>Analysis of Clinical Decision Support System Malfunctions: A Case Series and Survey. Wright A, Hickman TT, McEvoy D, et al. Journal of the American Medical Informatics Association : JAMIA. 2016;23(6):1068-1076. doi:10.1093/</w:t>
-      </w:r>
-      <w:proofErr w:type="spellStart"/>
-      <w:r>
-        <w:t>jamia</w:t>
-      </w:r>
-      <w:proofErr w:type="spellEnd"/>
-      <w:r>
-        <w:t>/ocw005.</w:t>
+        <w:t>1</w:t>
+      </w:r>
+      <w:r>
+        <w:t>3</w:t>
+      </w:r>
+      <w:r>
+        <w:t>.</w:t>
+      </w:r>
+      <w:r>
+        <w:t xml:space="preserve"> </w:t>
+      </w:r>
+      <w:r>
+        <w:t>D</w:t>
+      </w:r>
+      <w:r>
+        <w:t>en</w:t>
+      </w:r>
+      <w:r>
+        <w:t>ney</w:t>
+      </w:r>
+      <w:r>
+        <w:t xml:space="preserve"> M</w:t>
+      </w:r>
+      <w:r>
+        <w:t>J</w:t>
+      </w:r>
+      <w:r>
+        <w:t xml:space="preserve">, </w:t>
+      </w:r>
+      <w:r>
+        <w:t>Long</w:t>
+      </w:r>
+      <w:r>
+        <w:t xml:space="preserve"> </w:t>
+      </w:r>
+      <w:r>
+        <w:t>D</w:t>
+      </w:r>
+      <w:r>
+        <w:t xml:space="preserve">M, </w:t>
+      </w:r>
+      <w:r>
+        <w:t>Armist</w:t>
+      </w:r>
+      <w:r>
+        <w:t>e</w:t>
+      </w:r>
+      <w:r>
+        <w:t>ad</w:t>
+      </w:r>
+      <w:r>
+        <w:t xml:space="preserve"> </w:t>
+      </w:r>
+      <w:r>
+        <w:t>MG, Anderson JL, Conway BN. V</w:t>
+      </w:r>
+      <w:r>
+        <w:t>al</w:t>
+      </w:r>
+      <w:r>
+        <w:t>i</w:t>
+      </w:r>
+      <w:r>
+        <w:t>d</w:t>
+      </w:r>
+      <w:r>
+        <w:t>ati</w:t>
+      </w:r>
+      <w:r>
+        <w:t>n</w:t>
+      </w:r>
+      <w:r>
+        <w:t>g</w:t>
+      </w:r>
+      <w:r>
+        <w:t xml:space="preserve"> </w:t>
+      </w:r>
+      <w:r>
+        <w:t>t</w:t>
+      </w:r>
+      <w:r>
+        <w:t>he</w:t>
+      </w:r>
+      <w:r>
+        <w:t xml:space="preserve"> Extract</w:t>
+      </w:r>
+      <w:r>
+        <w:t>,</w:t>
+      </w:r>
+      <w:r>
+        <w:t xml:space="preserve"> </w:t>
+      </w:r>
+      <w:r>
+        <w:t>Tr</w:t>
+      </w:r>
+      <w:r>
+        <w:t>an</w:t>
+      </w:r>
+      <w:r>
+        <w:t>sform, Loa</w:t>
+      </w:r>
+      <w:r>
+        <w:t>d Process</w:t>
+      </w:r>
+      <w:r>
+        <w:t xml:space="preserve"> Used to Populate a Large Cl</w:t>
+      </w:r>
+      <w:r>
+        <w:t>in</w:t>
+      </w:r>
+      <w:r>
+        <w:t xml:space="preserve">ical </w:t>
+      </w:r>
+      <w:r>
+        <w:t>Rese</w:t>
+      </w:r>
+      <w:r>
+        <w:t>a</w:t>
+      </w:r>
+      <w:r>
+        <w:t>r</w:t>
+      </w:r>
+      <w:r>
+        <w:t>c</w:t>
+      </w:r>
+      <w:r>
+        <w:t>h</w:t>
+      </w:r>
+      <w:r>
+        <w:t xml:space="preserve"> </w:t>
+      </w:r>
+      <w:r>
+        <w:t>Data</w:t>
+      </w:r>
+      <w:r>
+        <w:t>b</w:t>
+      </w:r>
+      <w:r>
+        <w:t>a</w:t>
+      </w:r>
+      <w:r>
+        <w:t>s</w:t>
+      </w:r>
+      <w:r>
+        <w:t>e</w:t>
+      </w:r>
+      <w:r>
+        <w:t>. Inte</w:t>
+      </w:r>
+      <w:r>
+        <w:t>r</w:t>
+      </w:r>
+      <w:r>
+        <w:t>n</w:t>
+      </w:r>
+      <w:r>
+        <w:t>a</w:t>
+      </w:r>
+      <w:r>
+        <w:t>ti</w:t>
+      </w:r>
+      <w:r>
+        <w:t>onal</w:t>
+      </w:r>
+      <w:r>
+        <w:t xml:space="preserve"> Journal of </w:t>
+      </w:r>
+      <w:r>
+        <w:t>Medical In</w:t>
+      </w:r>
+      <w:r>
+        <w:t>forma</w:t>
+      </w:r>
+      <w:r>
+        <w:t>t</w:t>
+      </w:r>
+      <w:r>
+        <w:t>ic</w:t>
+      </w:r>
+      <w:r>
+        <w:t>s</w:t>
+      </w:r>
+      <w:r>
+        <w:t>. 20</w:t>
+      </w:r>
+      <w:r>
+        <w:t>16</w:t>
+      </w:r>
+      <w:r>
+        <w:t>;</w:t>
+      </w:r>
+      <w:r>
+        <w:t>94:</w:t>
+      </w:r>
+      <w:r>
+        <w:t>2</w:t>
+      </w:r>
+      <w:r>
+        <w:t>7</w:t>
+      </w:r>
+      <w:r>
+        <w:t>1-</w:t>
+      </w:r>
+      <w:r>
+        <w:t>4</w:t>
+      </w:r>
+      <w:r>
+        <w:t>. doi:10.</w:t>
+      </w:r>
+      <w:r>
+        <w:t>1</w:t>
+      </w:r>
+      <w:r>
+        <w:t>01</w:t>
+      </w:r>
+      <w:r>
+        <w:t>6/</w:t>
+      </w:r>
+      <w:r>
+        <w:t>j.ijmedinf.201</w:t>
+      </w:r>
+      <w:r>
+        <w:t>6</w:t>
+      </w:r>
+      <w:r>
+        <w:t>.</w:t>
+      </w:r>
+      <w:r>
+        <w:t>07.009.</w:t>
       </w:r>
     </w:p>
     <w:p>
@@ -3811,11 +5831,220 @@
         <w:pStyle w:val="FirstParagraph"/>
       </w:pPr>
       <w:r>
-        <w:t>16.</w:t>
-      </w:r>
-      <w:r>
-        <w:tab/>
-        <w:t>The Impact of Data Quality Defects on Clinical Decision-Making in the Intensive Care Unit. Kramer O, Even A, Matot I, Steinberg Y, Bitan Y. Computer Methods and Programs in Biomedicine. 2021;209:106359. doi:10.1016/j.cmpb.2021.106359.</w:t>
+        <w:t>1</w:t>
+      </w:r>
+      <w:r>
+        <w:t>4</w:t>
+      </w:r>
+      <w:r>
+        <w:t>.</w:t>
+      </w:r>
+      <w:r>
+        <w:t xml:space="preserve"> </w:t>
+      </w:r>
+      <w:r>
+        <w:t>An</w:t>
+      </w:r>
+      <w:r>
+        <w:t xml:space="preserve"> </w:t>
+      </w:r>
+      <w:r>
+        <w:t>D</w:t>
+      </w:r>
+      <w:r>
+        <w:t xml:space="preserve">, </w:t>
+      </w:r>
+      <w:r>
+        <w:t>Li</w:t>
+      </w:r>
+      <w:r>
+        <w:t>m</w:t>
+      </w:r>
+      <w:r>
+        <w:t xml:space="preserve"> M, </w:t>
+      </w:r>
+      <w:r>
+        <w:t>L</w:t>
+      </w:r>
+      <w:r>
+        <w:t>e</w:t>
+      </w:r>
+      <w:r>
+        <w:t>e</w:t>
+      </w:r>
+      <w:r>
+        <w:t xml:space="preserve"> S</w:t>
+      </w:r>
+      <w:r>
+        <w:t>.</w:t>
+      </w:r>
+      <w:r>
+        <w:t xml:space="preserve"> Cha</w:t>
+      </w:r>
+      <w:r>
+        <w:t>ll</w:t>
+      </w:r>
+      <w:r>
+        <w:t>e</w:t>
+      </w:r>
+      <w:r>
+        <w:t xml:space="preserve">nges </w:t>
+      </w:r>
+      <w:r>
+        <w:t>f</w:t>
+      </w:r>
+      <w:r>
+        <w:t>o</w:t>
+      </w:r>
+      <w:r>
+        <w:t>r</w:t>
+      </w:r>
+      <w:r>
+        <w:t xml:space="preserve"> D</w:t>
+      </w:r>
+      <w:r>
+        <w:t>at</w:t>
+      </w:r>
+      <w:r>
+        <w:t>a</w:t>
+      </w:r>
+      <w:r>
+        <w:t xml:space="preserve"> </w:t>
+      </w:r>
+      <w:r>
+        <w:t>Qu</w:t>
+      </w:r>
+      <w:r>
+        <w:t>a</w:t>
+      </w:r>
+      <w:r>
+        <w:t xml:space="preserve">lity </w:t>
+      </w:r>
+      <w:r>
+        <w:t>in the</w:t>
+      </w:r>
+      <w:r>
+        <w:t xml:space="preserve"> Clinical</w:t>
+      </w:r>
+      <w:r>
+        <w:t xml:space="preserve"> Data </w:t>
+      </w:r>
+      <w:r>
+        <w:t>L</w:t>
+      </w:r>
+      <w:r>
+        <w:t>i</w:t>
+      </w:r>
+      <w:r>
+        <w:t>f</w:t>
+      </w:r>
+      <w:r>
+        <w:t xml:space="preserve">e </w:t>
+      </w:r>
+      <w:r>
+        <w:t>Cycle: System</w:t>
+      </w:r>
+      <w:r>
+        <w:t>a</w:t>
+      </w:r>
+      <w:r>
+        <w:t>tic</w:t>
+      </w:r>
+      <w:r>
+        <w:t xml:space="preserve"> </w:t>
+      </w:r>
+      <w:r>
+        <w:t>R</w:t>
+      </w:r>
+      <w:r>
+        <w:t>e</w:t>
+      </w:r>
+      <w:r>
+        <w:t>v</w:t>
+      </w:r>
+      <w:r>
+        <w:t>i</w:t>
+      </w:r>
+      <w:r>
+        <w:t>ew</w:t>
+      </w:r>
+      <w:r>
+        <w:t>. Jour</w:t>
+      </w:r>
+      <w:r>
+        <w:t>n</w:t>
+      </w:r>
+      <w:r>
+        <w:t>al</w:t>
+      </w:r>
+      <w:r>
+        <w:t xml:space="preserve"> of </w:t>
+      </w:r>
+      <w:r>
+        <w:t>Medical In</w:t>
+      </w:r>
+      <w:r>
+        <w:t>te</w:t>
+      </w:r>
+      <w:r>
+        <w:t>r</w:t>
+      </w:r>
+      <w:r>
+        <w:t>net Rese</w:t>
+      </w:r>
+      <w:r>
+        <w:t>a</w:t>
+      </w:r>
+      <w:r>
+        <w:t>r</w:t>
+      </w:r>
+      <w:r>
+        <w:t>c</w:t>
+      </w:r>
+      <w:r>
+        <w:t>h</w:t>
+      </w:r>
+      <w:r>
+        <w:t>. 202</w:t>
+      </w:r>
+      <w:r>
+        <w:t>5</w:t>
+      </w:r>
+      <w:r>
+        <w:t>;</w:t>
+      </w:r>
+      <w:r>
+        <w:t>27</w:t>
+      </w:r>
+      <w:r>
+        <w:t>:e6</w:t>
+      </w:r>
+      <w:r>
+        <w:t>07</w:t>
+      </w:r>
+      <w:r>
+        <w:t>09</w:t>
+      </w:r>
+      <w:r>
+        <w:t xml:space="preserve">. </w:t>
+      </w:r>
+      <w:r>
+        <w:t>doi:10.</w:t>
+      </w:r>
+      <w:r>
+        <w:t>2</w:t>
+      </w:r>
+      <w:r>
+        <w:t>1</w:t>
+      </w:r>
+      <w:r>
+        <w:t>96/607</w:t>
+      </w:r>
+      <w:r>
+        <w:t>09</w:t>
+      </w:r>
+      <w:r>
+        <w:t>.</w:t>
       </w:r>
     </w:p>
     <w:p>
@@ -3823,27 +6052,160 @@
         <w:pStyle w:val="FirstParagraph"/>
       </w:pPr>
       <w:r>
-        <w:t>17.</w:t>
-      </w:r>
-      <w:r>
-        <w:tab/>
-        <w:t xml:space="preserve">Increasing Trust in Real-World Evidence Through Evaluation of Observational Data Quality. Blacketer C, Defalco FJ, Ryan PB, </w:t>
-      </w:r>
-      <w:proofErr w:type="spellStart"/>
-      <w:r>
-        <w:t>Rijnbeek</w:t>
-      </w:r>
-      <w:proofErr w:type="spellEnd"/>
-      <w:r>
-        <w:t xml:space="preserve"> PR. Journal of the American Medical Informatics Association : JAMIA. 2021;28(10):2251-2257. doi:10.1093/</w:t>
-      </w:r>
-      <w:proofErr w:type="spellStart"/>
-      <w:r>
-        <w:t>jamia</w:t>
-      </w:r>
-      <w:proofErr w:type="spellEnd"/>
-      <w:r>
-        <w:t>/ocab132.</w:t>
+        <w:t>1</w:t>
+      </w:r>
+      <w:r>
+        <w:t>5</w:t>
+      </w:r>
+      <w:r>
+        <w:t>.</w:t>
+      </w:r>
+      <w:r>
+        <w:t xml:space="preserve"> </w:t>
+      </w:r>
+      <w:r>
+        <w:t>Ahm</w:t>
+      </w:r>
+      <w:r>
+        <w:t>e</w:t>
+      </w:r>
+      <w:r>
+        <w:t>d</w:t>
+      </w:r>
+      <w:r>
+        <w:t xml:space="preserve"> </w:t>
+      </w:r>
+      <w:r>
+        <w:t>S</w:t>
+      </w:r>
+      <w:r>
+        <w:t xml:space="preserve">, </w:t>
+      </w:r>
+      <w:r>
+        <w:t>Wardat</w:t>
+      </w:r>
+      <w:r>
+        <w:t xml:space="preserve"> </w:t>
+      </w:r>
+      <w:r>
+        <w:t xml:space="preserve">M, </w:t>
+      </w:r>
+      <w:r>
+        <w:t>Baghe</w:t>
+      </w:r>
+      <w:r>
+        <w:t>r</w:t>
+      </w:r>
+      <w:r>
+        <w:t>i</w:t>
+      </w:r>
+      <w:r>
+        <w:t xml:space="preserve"> H, Danta</w:t>
+      </w:r>
+      <w:r>
+        <w:t>s</w:t>
+      </w:r>
+      <w:r>
+        <w:t xml:space="preserve"> Cruz B, Rajan H. Charac</w:t>
+      </w:r>
+      <w:r>
+        <w:t>te</w:t>
+      </w:r>
+      <w:r>
+        <w:t>r</w:t>
+      </w:r>
+      <w:r>
+        <w:t>i</w:t>
+      </w:r>
+      <w:r>
+        <w:t>z</w:t>
+      </w:r>
+      <w:r>
+        <w:t xml:space="preserve">ing </w:t>
+      </w:r>
+      <w:r>
+        <w:t>Bugs in Py</w:t>
+      </w:r>
+      <w:r>
+        <w:t>t</w:t>
+      </w:r>
+      <w:r>
+        <w:t>h</w:t>
+      </w:r>
+      <w:r>
+        <w:t>on</w:t>
+      </w:r>
+      <w:r>
+        <w:t xml:space="preserve"> </w:t>
+      </w:r>
+      <w:r>
+        <w:t>an</w:t>
+      </w:r>
+      <w:r>
+        <w:t xml:space="preserve">d </w:t>
+      </w:r>
+      <w:r>
+        <w:t>R</w:t>
+      </w:r>
+      <w:r>
+        <w:t xml:space="preserve"> Data</w:t>
+      </w:r>
+      <w:r>
+        <w:t xml:space="preserve"> </w:t>
+      </w:r>
+      <w:r>
+        <w:t>A</w:t>
+      </w:r>
+      <w:r>
+        <w:t>nal</w:t>
+      </w:r>
+      <w:r>
+        <w:t>y</w:t>
+      </w:r>
+      <w:r>
+        <w:t>ti</w:t>
+      </w:r>
+      <w:r>
+        <w:t>c</w:t>
+      </w:r>
+      <w:r>
+        <w:t>s</w:t>
+      </w:r>
+      <w:r>
+        <w:t xml:space="preserve"> Programs. arXiv preprint</w:t>
+      </w:r>
+      <w:r>
+        <w:t>. 20</w:t>
+      </w:r>
+      <w:r>
+        <w:t>23. arXiv</w:t>
+      </w:r>
+      <w:r>
+        <w:t>:</w:t>
+      </w:r>
+      <w:r>
+        <w:t>2</w:t>
+      </w:r>
+      <w:r>
+        <w:t>3</w:t>
+      </w:r>
+      <w:r>
+        <w:t>0</w:t>
+      </w:r>
+      <w:r>
+        <w:t>6</w:t>
+      </w:r>
+      <w:r>
+        <w:t>.</w:t>
+      </w:r>
+      <w:r>
+        <w:t>0</w:t>
+      </w:r>
+      <w:r>
+        <w:t>8632</w:t>
+      </w:r>
+      <w:r>
+        <w:t>.</w:t>
       </w:r>
     </w:p>
     <w:p>
@@ -3856,11 +6218,193 @@
         <w:pStyle w:val="FirstParagraph"/>
       </w:pPr>
       <w:r>
-        <w:t>18.</w:t>
-      </w:r>
-      <w:r>
-        <w:tab/>
-        <w:t>A Harmonized Data Quality Assessment Terminology and Framework for the Secondary Use of Electronic Health Record Data. Kahn MG, Callahan TJ, Barnard J, et al. EGEMS (Washington, DC). 2016;4(1):1244. doi:10.13063/2327-9214.1244.</w:t>
+        <w:t>1</w:t>
+      </w:r>
+      <w:r>
+        <w:t>6</w:t>
+      </w:r>
+      <w:r>
+        <w:t>.</w:t>
+      </w:r>
+      <w:r>
+        <w:t xml:space="preserve"> </w:t>
+      </w:r>
+      <w:r>
+        <w:t>Okyay R</w:t>
+      </w:r>
+      <w:r>
+        <w:t>A</w:t>
+      </w:r>
+      <w:r>
+        <w:t xml:space="preserve">, </w:t>
+      </w:r>
+      <w:r>
+        <w:t>Kocy</w:t>
+      </w:r>
+      <w:r>
+        <w:t>i</w:t>
+      </w:r>
+      <w:r>
+        <w:t>git BF, Qu</w:t>
+      </w:r>
+      <w:r>
+        <w:t>m</w:t>
+      </w:r>
+      <w:r>
+        <w:t>ar AB, Yessirkepov</w:t>
+      </w:r>
+      <w:r>
+        <w:t xml:space="preserve"> M, </w:t>
+      </w:r>
+      <w:r>
+        <w:t>Sumbul HE. Fifty Y</w:t>
+      </w:r>
+      <w:r>
+        <w:t>e</w:t>
+      </w:r>
+      <w:r>
+        <w:t>ars of Retracted Medical Publications From 1975 to 2024: A Comprehensiv</w:t>
+      </w:r>
+      <w:r>
+        <w:t xml:space="preserve">e </w:t>
+      </w:r>
+      <w:r>
+        <w:t>Analysis of Trends, Reasons, and</w:t>
+      </w:r>
+      <w:r>
+        <w:t xml:space="preserve"> C</w:t>
+      </w:r>
+      <w:r>
+        <w:t>ou</w:t>
+      </w:r>
+      <w:r>
+        <w:t>n</w:t>
+      </w:r>
+      <w:r>
+        <w:t>tri</w:t>
+      </w:r>
+      <w:r>
+        <w:t xml:space="preserve">es </w:t>
+      </w:r>
+      <w:r>
+        <w:t>Using the Retracti</w:t>
+      </w:r>
+      <w:r>
+        <w:t>o</w:t>
+      </w:r>
+      <w:r>
+        <w:t>n Watch</w:t>
+      </w:r>
+      <w:r>
+        <w:t xml:space="preserve"> D</w:t>
+      </w:r>
+      <w:r>
+        <w:t>at</w:t>
+      </w:r>
+      <w:r>
+        <w:t>a</w:t>
+      </w:r>
+      <w:r>
+        <w:t>b</w:t>
+      </w:r>
+      <w:r>
+        <w:t>a</w:t>
+      </w:r>
+      <w:r>
+        <w:t>s</w:t>
+      </w:r>
+      <w:r>
+        <w:t>e</w:t>
+      </w:r>
+      <w:r>
+        <w:t>.</w:t>
+      </w:r>
+      <w:r>
+        <w:t xml:space="preserve"> Jou</w:t>
+      </w:r>
+      <w:r>
+        <w:t>r</w:t>
+      </w:r>
+      <w:r>
+        <w:t>nal</w:t>
+      </w:r>
+      <w:r>
+        <w:t xml:space="preserve"> of </w:t>
+      </w:r>
+      <w:r>
+        <w:t xml:space="preserve">Korean </w:t>
+      </w:r>
+      <w:r>
+        <w:t>Medic</w:t>
+      </w:r>
+      <w:r>
+        <w:t>al</w:t>
+      </w:r>
+      <w:r>
+        <w:t xml:space="preserve"> </w:t>
+      </w:r>
+      <w:r>
+        <w:t>Scie</w:t>
+      </w:r>
+      <w:r>
+        <w:t>n</w:t>
+      </w:r>
+      <w:r>
+        <w:t>c</w:t>
+      </w:r>
+      <w:r>
+        <w:t>e</w:t>
+      </w:r>
+      <w:r>
+        <w:t>. 20</w:t>
+      </w:r>
+      <w:r>
+        <w:t>25;</w:t>
+      </w:r>
+      <w:r>
+        <w:t>40(46)</w:t>
+      </w:r>
+      <w:r>
+        <w:t>:e</w:t>
+      </w:r>
+      <w:r>
+        <w:t>3</w:t>
+      </w:r>
+      <w:r>
+        <w:t>0</w:t>
+      </w:r>
+      <w:r>
+        <w:t>0</w:t>
+      </w:r>
+      <w:r>
+        <w:t>. doi:10.</w:t>
+      </w:r>
+      <w:r>
+        <w:t>334</w:t>
+      </w:r>
+      <w:r>
+        <w:t>6</w:t>
+      </w:r>
+      <w:r>
+        <w:t>/</w:t>
+      </w:r>
+      <w:r>
+        <w:t>jkms.2</w:t>
+      </w:r>
+      <w:r>
+        <w:t>0</w:t>
+      </w:r>
+      <w:r>
+        <w:t>25.4</w:t>
+      </w:r>
+      <w:r>
+        <w:t>0</w:t>
+      </w:r>
+      <w:r>
+        <w:t>.</w:t>
+      </w:r>
+      <w:r>
+        <w:t>e300.</w:t>
       </w:r>
     </w:p>
     <w:p>
@@ -3868,7 +6412,211 @@
         <w:pStyle w:val="FirstParagraph"/>
       </w:pPr>
       <w:r>
-        <w:t>Baldridge AS, Bellinger GC, Fleming OM, Rasmussen LV, Whitley EW, Welty LJ. The epidemiology of errors in data capture, management, and analysis: A scoping review of retracted articles and retraction notices in clinical and translational research. Journal of Clinical and Translational Science. 2024;8(1):e174. doi:10.1017/cts.2024.533.</w:t>
+        <w:t>1</w:t>
+      </w:r>
+      <w:r>
+        <w:t>7</w:t>
+      </w:r>
+      <w:r>
+        <w:t xml:space="preserve">. </w:t>
+      </w:r>
+      <w:r>
+        <w:t>Nat</w:t>
+      </w:r>
+      <w:r>
+        <w:t>h</w:t>
+      </w:r>
+      <w:r>
+        <w:t xml:space="preserve"> S</w:t>
+      </w:r>
+      <w:r>
+        <w:t>B</w:t>
+      </w:r>
+      <w:r>
+        <w:t xml:space="preserve">, </w:t>
+      </w:r>
+      <w:r>
+        <w:t>M</w:t>
+      </w:r>
+      <w:r>
+        <w:t>a</w:t>
+      </w:r>
+      <w:r>
+        <w:t>r</w:t>
+      </w:r>
+      <w:r>
+        <w:t>cus</w:t>
+      </w:r>
+      <w:r>
+        <w:t xml:space="preserve"> </w:t>
+      </w:r>
+      <w:r>
+        <w:t>SC</w:t>
+      </w:r>
+      <w:r>
+        <w:t>, D</w:t>
+      </w:r>
+      <w:r>
+        <w:t>rus</w:t>
+      </w:r>
+      <w:r>
+        <w:t xml:space="preserve">s </w:t>
+      </w:r>
+      <w:r>
+        <w:t>B</w:t>
+      </w:r>
+      <w:r>
+        <w:t>G.</w:t>
+      </w:r>
+      <w:r>
+        <w:t xml:space="preserve"> </w:t>
+      </w:r>
+      <w:r>
+        <w:t>R</w:t>
+      </w:r>
+      <w:r>
+        <w:t>et</w:t>
+      </w:r>
+      <w:r>
+        <w:t>r</w:t>
+      </w:r>
+      <w:r>
+        <w:t>ac</w:t>
+      </w:r>
+      <w:r>
+        <w:t>t</w:t>
+      </w:r>
+      <w:r>
+        <w:t>i</w:t>
+      </w:r>
+      <w:r>
+        <w:t>o</w:t>
+      </w:r>
+      <w:r>
+        <w:t>n</w:t>
+      </w:r>
+      <w:r>
+        <w:t xml:space="preserve">s in </w:t>
+      </w:r>
+      <w:r>
+        <w:t>t</w:t>
+      </w:r>
+      <w:r>
+        <w:t>h</w:t>
+      </w:r>
+      <w:r>
+        <w:t>e Research Literature: Misc</w:t>
+      </w:r>
+      <w:r>
+        <w:t>on</w:t>
+      </w:r>
+      <w:r>
+        <w:t>duct</w:t>
+      </w:r>
+      <w:r>
+        <w:t xml:space="preserve"> </w:t>
+      </w:r>
+      <w:r>
+        <w:t>or</w:t>
+      </w:r>
+      <w:r>
+        <w:t xml:space="preserve"> </w:t>
+      </w:r>
+      <w:r>
+        <w:t>Mis</w:t>
+      </w:r>
+      <w:r>
+        <w:t>ta</w:t>
+      </w:r>
+      <w:r>
+        <w:t>kes?.</w:t>
+      </w:r>
+      <w:r>
+        <w:t xml:space="preserve"> </w:t>
+      </w:r>
+      <w:r>
+        <w:t>Medical Jour</w:t>
+      </w:r>
+      <w:r>
+        <w:t>na</w:t>
+      </w:r>
+      <w:r>
+        <w:t>l</w:t>
+      </w:r>
+      <w:r>
+        <w:t xml:space="preserve"> of Aus</w:t>
+      </w:r>
+      <w:r>
+        <w:t>t</w:t>
+      </w:r>
+      <w:r>
+        <w:t>r</w:t>
+      </w:r>
+      <w:r>
+        <w:t>a</w:t>
+      </w:r>
+      <w:r>
+        <w:t>li</w:t>
+      </w:r>
+      <w:r>
+        <w:t>a</w:t>
+      </w:r>
+      <w:r>
+        <w:t>. 20</w:t>
+      </w:r>
+      <w:r>
+        <w:t>06;185(3):15</w:t>
+      </w:r>
+      <w:r>
+        <w:t>2</w:t>
+      </w:r>
+      <w:r>
+        <w:t>-4</w:t>
+      </w:r>
+      <w:r>
+        <w:t xml:space="preserve">. </w:t>
+      </w:r>
+      <w:r>
+        <w:t>do</w:t>
+      </w:r>
+      <w:r>
+        <w:t>i</w:t>
+      </w:r>
+      <w:r>
+        <w:t>:</w:t>
+      </w:r>
+      <w:r>
+        <w:t>10.5694/j.13</w:t>
+      </w:r>
+      <w:r>
+        <w:t>2</w:t>
+      </w:r>
+      <w:r>
+        <w:t>6-5</w:t>
+      </w:r>
+      <w:r>
+        <w:t>3</w:t>
+      </w:r>
+      <w:r>
+        <w:t>77.20</w:t>
+      </w:r>
+      <w:r>
+        <w:t>06.</w:t>
+      </w:r>
+      <w:r>
+        <w:t>tb</w:t>
+      </w:r>
+      <w:r>
+        <w:t>0</w:t>
+      </w:r>
+      <w:r>
+        <w:t>0504</w:t>
+      </w:r>
+      <w:r>
+        <w:t>.</w:t>
+      </w:r>
+      <w:r>
+        <w:t>x.</w:t>
       </w:r>
     </w:p>
     <w:p>
@@ -3876,7 +6624,220 @@
         <w:pStyle w:val="FirstParagraph"/>
       </w:pPr>
       <w:r>
-        <w:t>Ziemann M, Eren Y, El-Osta A. Gene name errors are widespread in the scientific literature. Genome Biology. 2016;17(1):177. doi:10.1186/s13059-016-1044-7.</w:t>
+        <w:t>1</w:t>
+      </w:r>
+      <w:r>
+        <w:t>8</w:t>
+      </w:r>
+      <w:r>
+        <w:t xml:space="preserve">. </w:t>
+      </w:r>
+      <w:r>
+        <w:t>Kovacs M, Varga MA, Dianovics D, Poldrac</w:t>
+      </w:r>
+      <w:r>
+        <w:t>k</w:t>
+      </w:r>
+      <w:r>
+        <w:t xml:space="preserve"> </w:t>
+      </w:r>
+      <w:r>
+        <w:t xml:space="preserve">RA, </w:t>
+      </w:r>
+      <w:r>
+        <w:t>A</w:t>
+      </w:r>
+      <w:r>
+        <w:t>c</w:t>
+      </w:r>
+      <w:r>
+        <w:t>zel</w:t>
+      </w:r>
+      <w:r>
+        <w:t xml:space="preserve"> B</w:t>
+      </w:r>
+      <w:r>
+        <w:t xml:space="preserve">. </w:t>
+      </w:r>
+      <w:r>
+        <w:t>O</w:t>
+      </w:r>
+      <w:r>
+        <w:t>p</w:t>
+      </w:r>
+      <w:r>
+        <w:t>e</w:t>
+      </w:r>
+      <w:r>
+        <w:t>n</w:t>
+      </w:r>
+      <w:r>
+        <w:t xml:space="preserve">ing </w:t>
+      </w:r>
+      <w:r>
+        <w:t>t</w:t>
+      </w:r>
+      <w:r>
+        <w:t>h</w:t>
+      </w:r>
+      <w:r>
+        <w:t>e Black Box of Articl</w:t>
+      </w:r>
+      <w:r>
+        <w:t>e Retr</w:t>
+      </w:r>
+      <w:r>
+        <w:t>a</w:t>
+      </w:r>
+      <w:r>
+        <w:t>c</w:t>
+      </w:r>
+      <w:r>
+        <w:t>tion</w:t>
+      </w:r>
+      <w:r>
+        <w:t>s:</w:t>
+      </w:r>
+      <w:r>
+        <w:t xml:space="preserve"> </w:t>
+      </w:r>
+      <w:r>
+        <w:t>Exploring the C</w:t>
+      </w:r>
+      <w:r>
+        <w:t>a</w:t>
+      </w:r>
+      <w:r>
+        <w:t>uses and Consequen</w:t>
+      </w:r>
+      <w:r>
+        <w:t>c</w:t>
+      </w:r>
+      <w:r>
+        <w:t>es of</w:t>
+      </w:r>
+      <w:r>
+        <w:t xml:space="preserve"> Data</w:t>
+      </w:r>
+      <w:r>
+        <w:t xml:space="preserve"> M</w:t>
+      </w:r>
+      <w:r>
+        <w:t>a</w:t>
+      </w:r>
+      <w:r>
+        <w:t>nagement Error</w:t>
+      </w:r>
+      <w:r>
+        <w:t>s</w:t>
+      </w:r>
+      <w:r>
+        <w:t xml:space="preserve">. </w:t>
+      </w:r>
+      <w:r>
+        <w:t>R</w:t>
+      </w:r>
+      <w:r>
+        <w:t>o</w:t>
+      </w:r>
+      <w:r>
+        <w:t>y</w:t>
+      </w:r>
+      <w:r>
+        <w:t xml:space="preserve">al </w:t>
+      </w:r>
+      <w:r>
+        <w:t>S</w:t>
+      </w:r>
+      <w:r>
+        <w:t>o</w:t>
+      </w:r>
+      <w:r>
+        <w:t>ciety</w:t>
+      </w:r>
+      <w:r>
+        <w:t xml:space="preserve"> </w:t>
+      </w:r>
+      <w:r>
+        <w:t>Op</w:t>
+      </w:r>
+      <w:r>
+        <w:t>e</w:t>
+      </w:r>
+      <w:r>
+        <w:t>n</w:t>
+      </w:r>
+      <w:r>
+        <w:t xml:space="preserve"> S</w:t>
+      </w:r>
+      <w:r>
+        <w:t>cie</w:t>
+      </w:r>
+      <w:r>
+        <w:t>n</w:t>
+      </w:r>
+      <w:r>
+        <w:t>ce</w:t>
+      </w:r>
+      <w:r>
+        <w:t>. 202</w:t>
+      </w:r>
+      <w:r>
+        <w:t>4</w:t>
+      </w:r>
+      <w:r>
+        <w:t>;</w:t>
+      </w:r>
+      <w:r>
+        <w:t>11(12):2</w:t>
+      </w:r>
+      <w:r>
+        <w:t>40</w:t>
+      </w:r>
+      <w:r>
+        <w:t>8</w:t>
+      </w:r>
+      <w:r>
+        <w:t>4</w:t>
+      </w:r>
+      <w:r>
+        <w:t>4</w:t>
+      </w:r>
+      <w:r>
+        <w:t xml:space="preserve">. </w:t>
+      </w:r>
+      <w:r>
+        <w:t>d</w:t>
+      </w:r>
+      <w:r>
+        <w:t>oi:10.</w:t>
+      </w:r>
+      <w:r>
+        <w:t>1098</w:t>
+      </w:r>
+      <w:r>
+        <w:t>/</w:t>
+      </w:r>
+      <w:r>
+        <w:t>rso</w:t>
+      </w:r>
+      <w:r>
+        <w:t>s</w:t>
+      </w:r>
+      <w:r>
+        <w:t>.2</w:t>
+      </w:r>
+      <w:r>
+        <w:t>4</w:t>
+      </w:r>
+      <w:r>
+        <w:t>0</w:t>
+      </w:r>
+      <w:r>
+        <w:t>844</w:t>
+      </w:r>
+      <w:r>
+        <w:t>.</w:t>
       </w:r>
     </w:p>
     <w:p>
@@ -3889,31 +6850,202 @@
         <w:pStyle w:val="FirstParagraph"/>
       </w:pPr>
       <w:r>
-        <w:t xml:space="preserve">1. Fifty Years of Retracted Medical Publications From 1975 to 2024: A Comprehensive Analysis of Trends, Reasons, and Countries Using the Retraction Watch Database. </w:t>
-      </w:r>
-      <w:proofErr w:type="spellStart"/>
-      <w:r>
-        <w:t>Okyay</w:t>
-      </w:r>
-      <w:proofErr w:type="spellEnd"/>
-      <w:r>
-        <w:t xml:space="preserve"> RA, </w:t>
-      </w:r>
-      <w:proofErr w:type="spellStart"/>
-      <w:r>
-        <w:t>Kocyigit</w:t>
-      </w:r>
-      <w:proofErr w:type="spellEnd"/>
-      <w:r>
-        <w:t xml:space="preserve"> BF, Qumar AB, </w:t>
-      </w:r>
-      <w:proofErr w:type="spellStart"/>
-      <w:r>
-        <w:t>Yessirkepov</w:t>
-      </w:r>
-      <w:proofErr w:type="spellEnd"/>
-      <w:r>
-        <w:t xml:space="preserve"> M, Sumbul HE. Journal of Korean Medical Science. 2025;40(46):e300. doi:10.3346/jkms.2025.40.e300.</w:t>
+        <w:t>19</w:t>
+      </w:r>
+      <w:r>
+        <w:t xml:space="preserve">. </w:t>
+      </w:r>
+      <w:r>
+        <w:t>Zh</w:t>
+      </w:r>
+      <w:r>
+        <w:t>a</w:t>
+      </w:r>
+      <w:r>
+        <w:t>ng</w:t>
+      </w:r>
+      <w:r>
+        <w:t xml:space="preserve"> </w:t>
+      </w:r>
+      <w:r>
+        <w:t>Z</w:t>
+      </w:r>
+      <w:r>
+        <w:t xml:space="preserve">, </w:t>
+      </w:r>
+      <w:r>
+        <w:t>W</w:t>
+      </w:r>
+      <w:r>
+        <w:t>a</w:t>
+      </w:r>
+      <w:r>
+        <w:t>ng</w:t>
+      </w:r>
+      <w:r>
+        <w:t xml:space="preserve"> </w:t>
+      </w:r>
+      <w:r>
+        <w:t xml:space="preserve">Y, Wang </w:t>
+      </w:r>
+      <w:r>
+        <w:t xml:space="preserve">C, </w:t>
+      </w:r>
+      <w:r>
+        <w:t>Chen</w:t>
+      </w:r>
+      <w:r>
+        <w:t xml:space="preserve"> </w:t>
+      </w:r>
+      <w:r>
+        <w:t>J, Zheng Z</w:t>
+      </w:r>
+      <w:r>
+        <w:t xml:space="preserve">. </w:t>
+      </w:r>
+      <w:r>
+        <w:t>LLM H</w:t>
+      </w:r>
+      <w:r>
+        <w:t>a</w:t>
+      </w:r>
+      <w:r>
+        <w:t>llu</w:t>
+      </w:r>
+      <w:r>
+        <w:t>c</w:t>
+      </w:r>
+      <w:r>
+        <w:t>ina</w:t>
+      </w:r>
+      <w:r>
+        <w:t>tions</w:t>
+      </w:r>
+      <w:r>
+        <w:t xml:space="preserve"> </w:t>
+      </w:r>
+      <w:r>
+        <w:t>in</w:t>
+      </w:r>
+      <w:r>
+        <w:t xml:space="preserve"> </w:t>
+      </w:r>
+      <w:r>
+        <w:t>P</w:t>
+      </w:r>
+      <w:r>
+        <w:t>ra</w:t>
+      </w:r>
+      <w:r>
+        <w:t>ct</w:t>
+      </w:r>
+      <w:r>
+        <w:t>ic</w:t>
+      </w:r>
+      <w:r>
+        <w:t>al</w:t>
+      </w:r>
+      <w:r>
+        <w:t xml:space="preserve"> </w:t>
+      </w:r>
+      <w:r>
+        <w:t>C</w:t>
+      </w:r>
+      <w:r>
+        <w:t>o</w:t>
+      </w:r>
+      <w:r>
+        <w:t>de Gene</w:t>
+      </w:r>
+      <w:r>
+        <w:t>r</w:t>
+      </w:r>
+      <w:r>
+        <w:t>ation: Phenome</w:t>
+      </w:r>
+      <w:r>
+        <w:t>na</w:t>
+      </w:r>
+      <w:r>
+        <w:t>, Mechanism, and Mitigation. Proceedings</w:t>
+      </w:r>
+      <w:r>
+        <w:t xml:space="preserve"> of </w:t>
+      </w:r>
+      <w:r>
+        <w:t xml:space="preserve">the </w:t>
+      </w:r>
+      <w:r>
+        <w:t>A</w:t>
+      </w:r>
+      <w:r>
+        <w:t>CM on Sof</w:t>
+      </w:r>
+      <w:r>
+        <w:t>t</w:t>
+      </w:r>
+      <w:r>
+        <w:t>wa</w:t>
+      </w:r>
+      <w:r>
+        <w:t>r</w:t>
+      </w:r>
+      <w:r>
+        <w:t>e Eng</w:t>
+      </w:r>
+      <w:r>
+        <w:t>i</w:t>
+      </w:r>
+      <w:r>
+        <w:t>neering</w:t>
+      </w:r>
+      <w:r>
+        <w:t>. 20</w:t>
+      </w:r>
+      <w:r>
+        <w:t>25</w:t>
+      </w:r>
+      <w:r>
+        <w:t>;</w:t>
+      </w:r>
+      <w:r>
+        <w:t>2</w:t>
+      </w:r>
+      <w:r>
+        <w:t>(</w:t>
+      </w:r>
+      <w:r>
+        <w:t>FSE</w:t>
+      </w:r>
+      <w:r>
+        <w:t>):</w:t>
+      </w:r>
+      <w:r>
+        <w:t>Article 7</w:t>
+      </w:r>
+      <w:r>
+        <w:t>5</w:t>
+      </w:r>
+      <w:r>
+        <w:t>. doi:10.</w:t>
+      </w:r>
+      <w:r>
+        <w:t>114</w:t>
+      </w:r>
+      <w:r>
+        <w:t>5</w:t>
+      </w:r>
+      <w:r>
+        <w:t>/37288</w:t>
+      </w:r>
+      <w:r>
+        <w:t>9</w:t>
+      </w:r>
+      <w:r>
+        <w:t>4</w:t>
+      </w:r>
+      <w:r>
+        <w:t>.</w:t>
       </w:r>
     </w:p>
     <w:p>
@@ -3921,7 +7053,193 @@
         <w:pStyle w:val="FirstParagraph"/>
       </w:pPr>
       <w:r>
-        <w:t>2. Retractions in the Research Literature: Misconduct or Mistakes?. Nath SB, Marcus SC, Druss BG. The Medical Journal of Australia. 2006;185(3):152-4. doi:10.5694/j.1326-5377.2006.tb00504.x.</w:t>
+        <w:t>2</w:t>
+      </w:r>
+      <w:r>
+        <w:t>0</w:t>
+      </w:r>
+      <w:r>
+        <w:t>.</w:t>
+      </w:r>
+      <w:r>
+        <w:t xml:space="preserve"> Black</w:t>
+      </w:r>
+      <w:r>
+        <w:t>eter</w:t>
+      </w:r>
+      <w:r>
+        <w:t xml:space="preserve"> </w:t>
+      </w:r>
+      <w:r>
+        <w:t>C, Defalco FJ, Ryan P</w:t>
+      </w:r>
+      <w:r>
+        <w:t>B</w:t>
+      </w:r>
+      <w:r>
+        <w:t>, Rijnbeek PR. Increasing Trust in Real-W</w:t>
+      </w:r>
+      <w:r>
+        <w:t>o</w:t>
+      </w:r>
+      <w:r>
+        <w:t>rld Evidence Through Evaluation</w:t>
+      </w:r>
+      <w:r>
+        <w:t xml:space="preserve"> of </w:t>
+      </w:r>
+      <w:r>
+        <w:t>Obse</w:t>
+      </w:r>
+      <w:r>
+        <w:t>r</w:t>
+      </w:r>
+      <w:r>
+        <w:t>v</w:t>
+      </w:r>
+      <w:r>
+        <w:t>a</w:t>
+      </w:r>
+      <w:r>
+        <w:t>tio</w:t>
+      </w:r>
+      <w:r>
+        <w:t>n</w:t>
+      </w:r>
+      <w:r>
+        <w:t>a</w:t>
+      </w:r>
+      <w:r>
+        <w:t>l</w:t>
+      </w:r>
+      <w:r>
+        <w:t xml:space="preserve"> Data</w:t>
+      </w:r>
+      <w:r>
+        <w:t xml:space="preserve"> </w:t>
+      </w:r>
+      <w:r>
+        <w:t>Qu</w:t>
+      </w:r>
+      <w:r>
+        <w:t>a</w:t>
+      </w:r>
+      <w:r>
+        <w:t>li</w:t>
+      </w:r>
+      <w:r>
+        <w:t>t</w:t>
+      </w:r>
+      <w:r>
+        <w:t>y</w:t>
+      </w:r>
+      <w:r>
+        <w:t xml:space="preserve">. </w:t>
+      </w:r>
+      <w:r>
+        <w:t>J</w:t>
+      </w:r>
+      <w:r>
+        <w:t>o</w:t>
+      </w:r>
+      <w:r>
+        <w:t>urn</w:t>
+      </w:r>
+      <w:r>
+        <w:t xml:space="preserve">al </w:t>
+      </w:r>
+      <w:r>
+        <w:t>of the American Medical Informatics Ass</w:t>
+      </w:r>
+      <w:r>
+        <w:t>oci</w:t>
+      </w:r>
+      <w:r>
+        <w:t>a</w:t>
+      </w:r>
+      <w:r>
+        <w:t>t</w:t>
+      </w:r>
+      <w:r>
+        <w:t>io</w:t>
+      </w:r>
+      <w:r>
+        <w:t>n</w:t>
+      </w:r>
+      <w:r>
+        <w:t xml:space="preserve"> </w:t>
+      </w:r>
+      <w:r>
+        <w:t>: JAMIA</w:t>
+      </w:r>
+      <w:r>
+        <w:t xml:space="preserve">. </w:t>
+      </w:r>
+      <w:r>
+        <w:t>202</w:t>
+      </w:r>
+      <w:r>
+        <w:t>1</w:t>
+      </w:r>
+      <w:r>
+        <w:t>;</w:t>
+      </w:r>
+      <w:r>
+        <w:t>28</w:t>
+      </w:r>
+      <w:r>
+        <w:t>(1</w:t>
+      </w:r>
+      <w:r>
+        <w:t>0</w:t>
+      </w:r>
+      <w:r>
+        <w:t>)</w:t>
+      </w:r>
+      <w:r>
+        <w:t>:</w:t>
+      </w:r>
+      <w:r>
+        <w:t>2</w:t>
+      </w:r>
+      <w:r>
+        <w:t>251-2257</w:t>
+      </w:r>
+      <w:r>
+        <w:t>.</w:t>
+      </w:r>
+      <w:r>
+        <w:t xml:space="preserve"> d</w:t>
+      </w:r>
+      <w:r>
+        <w:t>o</w:t>
+      </w:r>
+      <w:r>
+        <w:t>i</w:t>
+      </w:r>
+      <w:r>
+        <w:t>:10.10</w:t>
+      </w:r>
+      <w:r>
+        <w:t>9</w:t>
+      </w:r>
+      <w:r>
+        <w:t>3</w:t>
+      </w:r>
+      <w:r>
+        <w:t>/</w:t>
+      </w:r>
+      <w:r>
+        <w:t>jamia/</w:t>
+      </w:r>
+      <w:r>
+        <w:t>o</w:t>
+      </w:r>
+      <w:r>
+        <w:t>cab132</w:t>
+      </w:r>
+      <w:r>
+        <w:t>.</w:t>
       </w:r>
     </w:p>
     <w:p>
@@ -3929,15 +7247,421 @@
         <w:pStyle w:val="FirstParagraph"/>
       </w:pPr>
       <w:r>
-        <w:t xml:space="preserve">3. Opening the Black Box of Article Retractions: Exploring the Causes and Consequences of Data Management Errors. Kovacs M, Varga MA, </w:t>
-      </w:r>
-      <w:proofErr w:type="spellStart"/>
-      <w:r>
-        <w:t>Dianovics</w:t>
-      </w:r>
-      <w:proofErr w:type="spellEnd"/>
-      <w:r>
-        <w:t xml:space="preserve"> D, Poldrack RA, Aczel B. Royal Society Open Science. 2024;11(12):240844. doi:10.1098/rsos.240844.</w:t>
+        <w:t>2</w:t>
+      </w:r>
+      <w:r>
+        <w:t>1</w:t>
+      </w:r>
+      <w:r>
+        <w:t>.</w:t>
+      </w:r>
+      <w:r>
+        <w:t xml:space="preserve"> </w:t>
+      </w:r>
+      <w:r>
+        <w:t>S</w:t>
+      </w:r>
+      <w:r>
+        <w:t>a</w:t>
+      </w:r>
+      <w:r>
+        <w:t>uer</w:t>
+      </w:r>
+      <w:r>
+        <w:t xml:space="preserve"> C</w:t>
+      </w:r>
+      <w:r>
+        <w:t>M</w:t>
+      </w:r>
+      <w:r>
+        <w:t xml:space="preserve">, Chen </w:t>
+      </w:r>
+      <w:r>
+        <w:t>LC, Hyland SL, Girbes AR</w:t>
+      </w:r>
+      <w:r>
+        <w:t xml:space="preserve">J, </w:t>
+      </w:r>
+      <w:r>
+        <w:t>Elb</w:t>
+      </w:r>
+      <w:r>
+        <w:t>e</w:t>
+      </w:r>
+      <w:r>
+        <w:t>rs PWG, Celi LA. Leveragi</w:t>
+      </w:r>
+      <w:r>
+        <w:t xml:space="preserve">ng </w:t>
+      </w:r>
+      <w:r>
+        <w:t>Electronic</w:t>
+      </w:r>
+      <w:r>
+        <w:t xml:space="preserve"> H</w:t>
+      </w:r>
+      <w:r>
+        <w:t>ealth Records for Data Science: Common Pitf</w:t>
+      </w:r>
+      <w:r>
+        <w:t>a</w:t>
+      </w:r>
+      <w:r>
+        <w:t>l</w:t>
+      </w:r>
+      <w:r>
+        <w:t>l</w:t>
+      </w:r>
+      <w:r>
+        <w:t>s</w:t>
+      </w:r>
+      <w:r>
+        <w:t xml:space="preserve"> and </w:t>
+      </w:r>
+      <w:r>
+        <w:t>How to Avo</w:t>
+      </w:r>
+      <w:r>
+        <w:t>i</w:t>
+      </w:r>
+      <w:r>
+        <w:t>d Them</w:t>
+      </w:r>
+      <w:r>
+        <w:t xml:space="preserve">. </w:t>
+      </w:r>
+      <w:r>
+        <w:t>T</w:t>
+      </w:r>
+      <w:r>
+        <w:t>he</w:t>
+      </w:r>
+      <w:r>
+        <w:t xml:space="preserve"> </w:t>
+      </w:r>
+      <w:r>
+        <w:t>Lancet</w:t>
+      </w:r>
+      <w:r>
+        <w:t xml:space="preserve"> </w:t>
+      </w:r>
+      <w:r>
+        <w:t>Di</w:t>
+      </w:r>
+      <w:r>
+        <w:t>gi</w:t>
+      </w:r>
+      <w:r>
+        <w:t>tal H</w:t>
+      </w:r>
+      <w:r>
+        <w:t>e</w:t>
+      </w:r>
+      <w:r>
+        <w:t>alth</w:t>
+      </w:r>
+      <w:r>
+        <w:t>. 202</w:t>
+      </w:r>
+      <w:r>
+        <w:t>2</w:t>
+      </w:r>
+      <w:r>
+        <w:t>;</w:t>
+      </w:r>
+      <w:r>
+        <w:t>4(1</w:t>
+      </w:r>
+      <w:r>
+        <w:t>2</w:t>
+      </w:r>
+      <w:r>
+        <w:t>):</w:t>
+      </w:r>
+      <w:r>
+        <w:t>e</w:t>
+      </w:r>
+      <w:r>
+        <w:t>893-e898</w:t>
+      </w:r>
+      <w:r>
+        <w:t>. doi:10.</w:t>
+      </w:r>
+      <w:r>
+        <w:t>1</w:t>
+      </w:r>
+      <w:r>
+        <w:t>0</w:t>
+      </w:r>
+      <w:r>
+        <w:t>1</w:t>
+      </w:r>
+      <w:r>
+        <w:t>6/S2</w:t>
+      </w:r>
+      <w:r>
+        <w:t>5</w:t>
+      </w:r>
+      <w:r>
+        <w:t>8</w:t>
+      </w:r>
+      <w:r>
+        <w:t>9</w:t>
+      </w:r>
+      <w:r>
+        <w:t>-7500(22)0015</w:t>
+      </w:r>
+      <w:r>
+        <w:t>4</w:t>
+      </w:r>
+      <w:r>
+        <w:t>-6</w:t>
+      </w:r>
+      <w:r>
+        <w:t>.</w:t>
+      </w:r>
+    </w:p>
+    <w:p>
+      <w:pPr>
+        <w:pStyle w:val="FirstParagraph"/>
+      </w:pPr>
+      <w:r>
+        <w:t>24. Blacketer C, Defalco FJ, Ryan PB, Rijnbeek PR. Increasing Trust in Real-World Evidence Through Evaluation of Observational Data Quality. Journal of the American Medical Informatics Association : JAMIA. 2021;28(10):2251-2257. doi:10.1093/jamia/ocab132.</w:t>
+      </w:r>
+    </w:p>
+    <w:p>
+      <w:pPr>
+        <w:pStyle w:val="FirstParagraph"/>
+      </w:pPr>
+      <w:r>
+        <w:t>25. Sauer CM, Chen LC, Hyland SL, Girbes ARJ, Elbers PWG, Celi LA. Leveraging Electronic Health Records for Data Science: Common Pitfalls and How to Avoid Them. The Lancet Digital Health. 2022;4(12):e893-e898. doi:10.1016/S2589-7500(22)00154-6.</w:t>
+      </w:r>
+    </w:p>
+    <w:p>
+      <w:pPr>
+        <w:pStyle w:val="FirstParagraph"/>
+      </w:pPr>
+      <w:r>
+        <w:t>2</w:t>
+      </w:r>
+      <w:r>
+        <w:t>2</w:t>
+      </w:r>
+      <w:r>
+        <w:t xml:space="preserve">. </w:t>
+      </w:r>
+      <w:r>
+        <w:t>Bl</w:t>
+      </w:r>
+      <w:r>
+        <w:t>a</w:t>
+      </w:r>
+      <w:r>
+        <w:t>ck</w:t>
+      </w:r>
+      <w:r>
+        <w:t>e</w:t>
+      </w:r>
+      <w:r>
+        <w:t>ter</w:t>
+      </w:r>
+      <w:r>
+        <w:t xml:space="preserve"> </w:t>
+      </w:r>
+      <w:r>
+        <w:t>C</w:t>
+      </w:r>
+      <w:r>
+        <w:t xml:space="preserve">, </w:t>
+      </w:r>
+      <w:r>
+        <w:t>Defalc</w:t>
+      </w:r>
+      <w:r>
+        <w:t>o</w:t>
+      </w:r>
+      <w:r>
+        <w:t xml:space="preserve"> </w:t>
+      </w:r>
+      <w:r>
+        <w:t>F</w:t>
+      </w:r>
+      <w:r>
+        <w:t xml:space="preserve">J, </w:t>
+      </w:r>
+      <w:r>
+        <w:t>Ry</w:t>
+      </w:r>
+      <w:r>
+        <w:t>a</w:t>
+      </w:r>
+      <w:r>
+        <w:t>n</w:t>
+      </w:r>
+      <w:r>
+        <w:t xml:space="preserve"> P</w:t>
+      </w:r>
+      <w:r>
+        <w:t>B</w:t>
+      </w:r>
+      <w:r>
+        <w:t xml:space="preserve">, </w:t>
+      </w:r>
+      <w:r>
+        <w:t>Rijnb</w:t>
+      </w:r>
+      <w:r>
+        <w:t>e</w:t>
+      </w:r>
+      <w:r>
+        <w:t>ek</w:t>
+      </w:r>
+      <w:r>
+        <w:t xml:space="preserve"> </w:t>
+      </w:r>
+      <w:r>
+        <w:t>PR</w:t>
+      </w:r>
+      <w:r>
+        <w:t xml:space="preserve">. </w:t>
+      </w:r>
+      <w:r>
+        <w:t>Inc</w:t>
+      </w:r>
+      <w:r>
+        <w:t>r</w:t>
+      </w:r>
+      <w:r>
+        <w:t>ea</w:t>
+      </w:r>
+      <w:r>
+        <w:t xml:space="preserve">sing </w:t>
+      </w:r>
+      <w:r>
+        <w:t>Trus</w:t>
+      </w:r>
+      <w:r>
+        <w:t>t</w:t>
+      </w:r>
+      <w:r>
+        <w:t xml:space="preserve"> i</w:t>
+      </w:r>
+      <w:r>
+        <w:t>n</w:t>
+      </w:r>
+      <w:r>
+        <w:t xml:space="preserve"> </w:t>
+      </w:r>
+      <w:r>
+        <w:t>R</w:t>
+      </w:r>
+      <w:r>
+        <w:t>eal</w:t>
+      </w:r>
+      <w:r>
+        <w:t>-World Evidence Throug</w:t>
+      </w:r>
+      <w:r>
+        <w:t xml:space="preserve">h </w:t>
+      </w:r>
+      <w:r>
+        <w:t>Evaluation of Obs</w:t>
+      </w:r>
+      <w:r>
+        <w:t>e</w:t>
+      </w:r>
+      <w:r>
+        <w:t>rvati</w:t>
+      </w:r>
+      <w:r>
+        <w:t>o</w:t>
+      </w:r>
+      <w:r>
+        <w:t>nal</w:t>
+      </w:r>
+      <w:r>
+        <w:t xml:space="preserve"> Data </w:t>
+      </w:r>
+      <w:r>
+        <w:t>Q</w:t>
+      </w:r>
+      <w:r>
+        <w:t>u</w:t>
+      </w:r>
+      <w:r>
+        <w:t>ali</w:t>
+      </w:r>
+      <w:r>
+        <w:t>t</w:t>
+      </w:r>
+      <w:r>
+        <w:t>y</w:t>
+      </w:r>
+      <w:r>
+        <w:t xml:space="preserve">. Journal of </w:t>
+      </w:r>
+      <w:r>
+        <w:t xml:space="preserve">the American </w:t>
+      </w:r>
+      <w:r>
+        <w:t>Medical In</w:t>
+      </w:r>
+      <w:r>
+        <w:t>forma</w:t>
+      </w:r>
+      <w:r>
+        <w:t>t</w:t>
+      </w:r>
+      <w:r>
+        <w:t>ics Associatio</w:t>
+      </w:r>
+      <w:r>
+        <w:t>n</w:t>
+      </w:r>
+      <w:r>
+        <w:t xml:space="preserve"> </w:t>
+      </w:r>
+      <w:r>
+        <w:t>: JAMIA</w:t>
+      </w:r>
+      <w:r>
+        <w:t>. 2021;2</w:t>
+      </w:r>
+      <w:r>
+        <w:t>8</w:t>
+      </w:r>
+      <w:r>
+        <w:t>(</w:t>
+      </w:r>
+      <w:r>
+        <w:t>10</w:t>
+      </w:r>
+      <w:r>
+        <w:t>):</w:t>
+      </w:r>
+      <w:r>
+        <w:t>22</w:t>
+      </w:r>
+      <w:r>
+        <w:t>51-</w:t>
+      </w:r>
+      <w:r>
+        <w:t>2</w:t>
+      </w:r>
+      <w:r>
+        <w:t>257</w:t>
+      </w:r>
+      <w:r>
+        <w:t>. doi:10.</w:t>
+      </w:r>
+      <w:r>
+        <w:t>1093/jamia/ocab13</w:t>
+      </w:r>
+      <w:r>
+        <w:t>2</w:t>
+      </w:r>
+      <w:r>
+        <w:t>.</w:t>
       </w:r>
     </w:p>
     <w:p>
@@ -3948,64 +7672,370 @@
           <w:bCs w:val="0"/>
         </w:rPr>
       </w:pPr>
-      <w:bookmarkStart w:id="19" w:name="table-2.-detection-results-by-severity"/>
-      <w:r>
-        <w:rPr>
-          <w:b w:val="0"/>
-          <w:bCs w:val="0"/>
-        </w:rPr>
-        <w:br w:type="page"/>
+      <w:r>
+        <w:t xml:space="preserve">23. </w:t>
+      </w:r>
+      <w:r>
+        <w:t>Kohane I</w:t>
+      </w:r>
+      <w:r>
+        <w:t>S</w:t>
+      </w:r>
+      <w:r>
+        <w:t>, Aronow BJ, Avill</w:t>
+      </w:r>
+      <w:r>
+        <w:t>a</w:t>
+      </w:r>
+      <w:r>
+        <w:t>ch P, et al. What Every Read</w:t>
+      </w:r>
+      <w:r>
+        <w:t xml:space="preserve">er </w:t>
+      </w:r>
+      <w:r>
+        <w:t>S</w:t>
+      </w:r>
+      <w:r>
+        <w:t>h</w:t>
+      </w:r>
+      <w:r>
+        <w:t>ou</w:t>
+      </w:r>
+      <w:r>
+        <w:t>l</w:t>
+      </w:r>
+      <w:r>
+        <w:t xml:space="preserve">d </w:t>
+      </w:r>
+      <w:r>
+        <w:t xml:space="preserve">Know About </w:t>
+      </w:r>
+      <w:r>
+        <w:t>S</w:t>
+      </w:r>
+      <w:r>
+        <w:t>tud</w:t>
+      </w:r>
+      <w:r>
+        <w:t>i</w:t>
+      </w:r>
+      <w:r>
+        <w:t xml:space="preserve">es </w:t>
+      </w:r>
+      <w:r>
+        <w:t>U</w:t>
+      </w:r>
+      <w:r>
+        <w:t>s</w:t>
+      </w:r>
+      <w:r>
+        <w:t>ing Electronic Health Record</w:t>
+      </w:r>
+      <w:r>
+        <w:t xml:space="preserve"> Data </w:t>
+      </w:r>
+      <w:r>
+        <w:t>but May Be Afra</w:t>
+      </w:r>
+      <w:r>
+        <w:t>i</w:t>
+      </w:r>
+      <w:r>
+        <w:t>d</w:t>
+      </w:r>
+      <w:r>
+        <w:t xml:space="preserve"> to A</w:t>
+      </w:r>
+      <w:r>
+        <w:t>sk</w:t>
+      </w:r>
+      <w:r>
+        <w:t xml:space="preserve">. </w:t>
+      </w:r>
+      <w:r>
+        <w:t>Journal of M</w:t>
+      </w:r>
+      <w:r>
+        <w:t>e</w:t>
+      </w:r>
+      <w:r>
+        <w:t>dical</w:t>
+      </w:r>
+      <w:r>
+        <w:t xml:space="preserve"> </w:t>
+      </w:r>
+      <w:r>
+        <w:t>I</w:t>
+      </w:r>
+      <w:r>
+        <w:t>n</w:t>
+      </w:r>
+      <w:r>
+        <w:t>tern</w:t>
+      </w:r>
+      <w:r>
+        <w:t xml:space="preserve">et </w:t>
+      </w:r>
+      <w:r>
+        <w:t>Res</w:t>
+      </w:r>
+      <w:r>
+        <w:t>ea</w:t>
+      </w:r>
+      <w:r>
+        <w:t>rc</w:t>
+      </w:r>
+      <w:r>
+        <w:t>h. 202</w:t>
+      </w:r>
+      <w:r>
+        <w:t>1;</w:t>
+      </w:r>
+      <w:r>
+        <w:t>2</w:t>
+      </w:r>
+      <w:r>
+        <w:t>3</w:t>
+      </w:r>
+      <w:r>
+        <w:t>(</w:t>
+      </w:r>
+      <w:r>
+        <w:t>3</w:t>
+      </w:r>
+      <w:r>
+        <w:t>):e</w:t>
+      </w:r>
+      <w:r>
+        <w:t>2221</w:t>
+      </w:r>
+      <w:r>
+        <w:t>9</w:t>
+      </w:r>
+      <w:r>
+        <w:t>. doi:10.</w:t>
+      </w:r>
+      <w:r>
+        <w:t>2</w:t>
+      </w:r>
+      <w:r>
+        <w:t>1</w:t>
+      </w:r>
+      <w:r>
+        <w:t>9</w:t>
+      </w:r>
+      <w:r>
+        <w:t>6/</w:t>
+      </w:r>
+      <w:r>
+        <w:t>22</w:t>
+      </w:r>
+      <w:r>
+        <w:t>2</w:t>
+      </w:r>
+      <w:r>
+        <w:t>1</w:t>
+      </w:r>
+      <w:r>
+        <w:t>9</w:t>
+      </w:r>
+      <w:r>
+        <w:t>.</w:t>
       </w:r>
     </w:p>
     <w:p>
       <w:pPr>
         <w:pStyle w:val="Heading3"/>
       </w:pPr>
-    </w:p>
-    <w:p>
-      <w:pPr>
-        <w:pStyle w:val="Heading3"/>
-      </w:pPr>
-      <w:r>
-        <w:t xml:space="preserve">Figure 1. </w:t>
-      </w:r>
-      <w:r>
-        <w:rPr>
-          <w:i/>
-          <w:iCs/>
-        </w:rPr>
-        <w:t>Tidy-TS</w:t>
-      </w:r>
-      <w:r>
-        <w:t xml:space="preserve"> Clinical Data Workflow</w:t>
-      </w:r>
-    </w:p>
-    <w:p>
-      <w:pPr>
-        <w:pStyle w:val="Heading3"/>
-      </w:pPr>
       <w:r>
         <w:rPr>
           <w:b w:val="0"/>
           <w:bCs w:val="0"/>
         </w:rPr>
-        <w:t xml:space="preserve">In a </w:t>
-      </w:r>
-      <w:r>
-        <w:rPr>
-          <w:b w:val="0"/>
-          <w:bCs w:val="0"/>
-          <w:i/>
-          <w:iCs/>
-        </w:rPr>
-        <w:t xml:space="preserve">Tidy-TS </w:t>
+        <w:t xml:space="preserve">22. Kohane </w:t>
       </w:r>
       <w:r>
         <w:rPr>
           <w:b w:val="0"/>
           <w:bCs w:val="0"/>
         </w:rPr>
-        <w:t>workflow, external data is validated against an expected structure when first loaded, processed through a series of steps checked by the compiler before the code runs, and then used in later outputs.</w:t>
+        <w:t>I</w:t>
+      </w:r>
+      <w:r>
+        <w:rPr>
+          <w:b w:val="0"/>
+          <w:bCs w:val="0"/>
+        </w:rPr>
+        <w:t>S, Aro</w:t>
+      </w:r>
+      <w:r>
+        <w:rPr>
+          <w:b w:val="0"/>
+          <w:bCs w:val="0"/>
+        </w:rPr>
+        <w:t>n</w:t>
+      </w:r>
+      <w:r>
+        <w:rPr>
+          <w:b w:val="0"/>
+          <w:bCs w:val="0"/>
+        </w:rPr>
+        <w:t>ow</w:t>
+      </w:r>
+      <w:r>
+        <w:rPr>
+          <w:b w:val="0"/>
+          <w:bCs w:val="0"/>
+        </w:rPr>
+        <w:t xml:space="preserve"> BJ, Avillach P</w:t>
+      </w:r>
+      <w:r>
+        <w:rPr>
+          <w:b w:val="0"/>
+          <w:bCs w:val="0"/>
+        </w:rPr>
+        <w:t>, e</w:t>
+      </w:r>
+      <w:r>
+        <w:rPr>
+          <w:b w:val="0"/>
+          <w:bCs w:val="0"/>
+        </w:rPr>
+        <w:t>t</w:t>
+      </w:r>
+      <w:r>
+        <w:rPr>
+          <w:b w:val="0"/>
+          <w:bCs w:val="0"/>
+        </w:rPr>
+        <w:t xml:space="preserve"> al. What Ev</w:t>
+      </w:r>
+      <w:r>
+        <w:rPr>
+          <w:b w:val="0"/>
+          <w:bCs w:val="0"/>
+        </w:rPr>
+        <w:t>e</w:t>
+      </w:r>
+      <w:r>
+        <w:rPr>
+          <w:b w:val="0"/>
+          <w:bCs w:val="0"/>
+        </w:rPr>
+        <w:t>ry Reader Should Know About Studies Using Electronic Health Record Data but May Be Afraid to Ask. Jou</w:t>
+      </w:r>
+      <w:r>
+        <w:rPr>
+          <w:b w:val="0"/>
+          <w:bCs w:val="0"/>
+        </w:rPr>
+        <w:t xml:space="preserve">rnal </w:t>
+      </w:r>
+      <w:r>
+        <w:rPr>
+          <w:b w:val="0"/>
+          <w:bCs w:val="0"/>
+        </w:rPr>
+        <w:t xml:space="preserve">of </w:t>
+      </w:r>
+      <w:r>
+        <w:rPr>
+          <w:b w:val="0"/>
+          <w:bCs w:val="0"/>
+        </w:rPr>
+        <w:t>M</w:t>
+      </w:r>
+      <w:r>
+        <w:rPr>
+          <w:b w:val="0"/>
+          <w:bCs w:val="0"/>
+        </w:rPr>
+        <w:t>ed</w:t>
+      </w:r>
+      <w:r>
+        <w:rPr>
+          <w:b w:val="0"/>
+          <w:bCs w:val="0"/>
+        </w:rPr>
+        <w:t>ical</w:t>
+      </w:r>
+      <w:r>
+        <w:rPr>
+          <w:b w:val="0"/>
+          <w:bCs w:val="0"/>
+        </w:rPr>
+        <w:t xml:space="preserve"> </w:t>
+      </w:r>
+      <w:r>
+        <w:rPr>
+          <w:b w:val="0"/>
+          <w:bCs w:val="0"/>
+        </w:rPr>
+        <w:t>I</w:t>
+      </w:r>
+      <w:r>
+        <w:rPr>
+          <w:b w:val="0"/>
+          <w:bCs w:val="0"/>
+        </w:rPr>
+        <w:t>n</w:t>
+      </w:r>
+      <w:r>
+        <w:rPr>
+          <w:b w:val="0"/>
+          <w:bCs w:val="0"/>
+        </w:rPr>
+        <w:t>ter</w:t>
+      </w:r>
+      <w:r>
+        <w:rPr>
+          <w:b w:val="0"/>
+          <w:bCs w:val="0"/>
+        </w:rPr>
+        <w:t>net</w:t>
+      </w:r>
+      <w:r>
+        <w:rPr>
+          <w:b w:val="0"/>
+          <w:bCs w:val="0"/>
+        </w:rPr>
+        <w:t xml:space="preserve"> </w:t>
+      </w:r>
+      <w:r>
+        <w:rPr>
+          <w:b w:val="0"/>
+          <w:bCs w:val="0"/>
+        </w:rPr>
+        <w:t>Research. 2021;23(3):e22219. d</w:t>
+      </w:r>
+      <w:r>
+        <w:rPr>
+          <w:b w:val="0"/>
+          <w:bCs w:val="0"/>
+        </w:rPr>
+        <w:t>o</w:t>
+      </w:r>
+      <w:r>
+        <w:rPr>
+          <w:b w:val="0"/>
+          <w:bCs w:val="0"/>
+        </w:rPr>
+        <w:t>i:10</w:t>
+      </w:r>
+      <w:r>
+        <w:rPr>
+          <w:b w:val="0"/>
+          <w:bCs w:val="0"/>
+        </w:rPr>
+        <w:t>.</w:t>
+      </w:r>
+      <w:r>
+        <w:rPr>
+          <w:b w:val="0"/>
+          <w:bCs w:val="0"/>
+        </w:rPr>
+        <w:t>2196/22219.</w:t>
       </w:r>
     </w:p>
     <w:p>
